--- a/DT/G5_PROYECTO_KANBA_U3T2.docx
+++ b/DT/G5_PROYECTO_KANBA_U3T2.docx
@@ -1,6 +1,6 @@
 
 <file path=word/document.xml><?xml version="1.0" encoding="utf-8"?>
-<w:document xmlns:wpc="http://schemas.microsoft.com/office/word/2010/wordprocessingCanvas" xmlns:cx="http://schemas.microsoft.com/office/drawing/2014/chartex" xmlns:cx1="http://schemas.microsoft.com/office/drawing/2015/9/8/chartex" xmlns:cx2="http://schemas.microsoft.com/office/drawing/2015/10/21/chartex" xmlns:cx3="http://schemas.microsoft.com/office/drawing/2016/5/9/chartex" xmlns:cx4="http://schemas.microsoft.com/office/drawing/2016/5/10/chartex" xmlns:cx5="http://schemas.microsoft.com/office/drawing/2016/5/11/chartex" xmlns:cx6="http://schemas.microsoft.com/office/drawing/2016/5/12/chartex" xmlns:cx7="http://schemas.microsoft.com/office/drawing/2016/5/13/chartex" xmlns:cx8="http://schemas.microsoft.com/office/drawing/2016/5/14/chartex" xmlns:mc="http://schemas.openxmlformats.org/markup-compatibility/2006" xmlns:aink="http://schemas.microsoft.com/office/drawing/2016/ink" xmlns:am3d="http://schemas.microsoft.com/office/drawing/2017/model3d" xmlns:o="urn:schemas-microsoft-com:office:office" xmlns:oel="http://schemas.microsoft.com/office/2019/extlst" xmlns:r="http://schemas.openxmlformats.org/officeDocument/2006/relationships" xmlns:m="http://schemas.openxmlformats.org/officeDocument/2006/math" xmlns:v="urn:schemas-microsoft-com:vml" xmlns:wp14="http://schemas.microsoft.com/office/word/2010/wordprocessingDrawing" xmlns:wp="http://schemas.openxmlformats.org/drawingml/2006/wordprocessingDrawing" xmlns:w10="urn:schemas-microsoft-com:office:word" xmlns:w="http://schemas.openxmlformats.org/wordprocessingml/2006/main" xmlns:w14="http://schemas.microsoft.com/office/word/2010/wordml" xmlns:w15="http://schemas.microsoft.com/office/word/2012/wordml" xmlns:w16cex="http://schemas.microsoft.com/office/word/2018/wordml/cex" xmlns:w16cid="http://schemas.microsoft.com/office/word/2016/wordml/cid" xmlns:w16="http://schemas.microsoft.com/office/word/2018/wordml" xmlns:w16sdtdh="http://schemas.microsoft.com/office/word/2020/wordml/sdtdatahash" xmlns:w16se="http://schemas.microsoft.com/office/word/2015/wordml/symex" xmlns:wpg="http://schemas.microsoft.com/office/word/2010/wordprocessingGroup" xmlns:wpi="http://schemas.microsoft.com/office/word/2010/wordprocessingInk" xmlns:wne="http://schemas.microsoft.com/office/word/2006/wordml" xmlns:wps="http://schemas.microsoft.com/office/word/2010/wordprocessingShape" mc:Ignorable="w14 w15 w16se w16cid w16 w16cex w16sdtdh wp14">
+<w:document xmlns:wpc="http://schemas.microsoft.com/office/word/2010/wordprocessingCanvas" xmlns:cx="http://schemas.microsoft.com/office/drawing/2014/chartex" xmlns:cx1="http://schemas.microsoft.com/office/drawing/2015/9/8/chartex" xmlns:cx2="http://schemas.microsoft.com/office/drawing/2015/10/21/chartex" xmlns:cx3="http://schemas.microsoft.com/office/drawing/2016/5/9/chartex" xmlns:cx4="http://schemas.microsoft.com/office/drawing/2016/5/10/chartex" xmlns:cx5="http://schemas.microsoft.com/office/drawing/2016/5/11/chartex" xmlns:cx6="http://schemas.microsoft.com/office/drawing/2016/5/12/chartex" xmlns:cx7="http://schemas.microsoft.com/office/drawing/2016/5/13/chartex" xmlns:cx8="http://schemas.microsoft.com/office/drawing/2016/5/14/chartex" xmlns:mc="http://schemas.openxmlformats.org/markup-compatibility/2006" xmlns:aink="http://schemas.microsoft.com/office/drawing/2016/ink" xmlns:am3d="http://schemas.microsoft.com/office/drawing/2017/model3d" xmlns:o="urn:schemas-microsoft-com:office:office" xmlns:r="http://schemas.openxmlformats.org/officeDocument/2006/relationships" xmlns:m="http://schemas.openxmlformats.org/officeDocument/2006/math" xmlns:v="urn:schemas-microsoft-com:vml" xmlns:wp14="http://schemas.microsoft.com/office/word/2010/wordprocessingDrawing" xmlns:wp="http://schemas.openxmlformats.org/drawingml/2006/wordprocessingDrawing" xmlns:w10="urn:schemas-microsoft-com:office:word" xmlns:w="http://schemas.openxmlformats.org/wordprocessingml/2006/main" xmlns:w14="http://schemas.microsoft.com/office/word/2010/wordml" xmlns:w15="http://schemas.microsoft.com/office/word/2012/wordml" xmlns:w16cex="http://schemas.microsoft.com/office/word/2018/wordml/cex" xmlns:w16cid="http://schemas.microsoft.com/office/word/2016/wordml/cid" xmlns:w16="http://schemas.microsoft.com/office/word/2018/wordml" xmlns:w16sdtdh="http://schemas.microsoft.com/office/word/2020/wordml/sdtdatahash" xmlns:w16se="http://schemas.microsoft.com/office/word/2015/wordml/symex" xmlns:wpg="http://schemas.microsoft.com/office/word/2010/wordprocessingGroup" xmlns:wpi="http://schemas.microsoft.com/office/word/2010/wordprocessingInk" xmlns:wne="http://schemas.microsoft.com/office/word/2006/wordml" xmlns:wps="http://schemas.microsoft.com/office/word/2010/wordprocessingShape" mc:Ignorable="w14 w15 w16se w16cid w16 w16cex w16sdtdh wp14">
   <w:body>
     <w:p>
       <w:pPr>
@@ -15,14 +15,22 @@
       <w:pPr>
         <w:jc w:val="center"/>
         <w:rPr>
-          <w:b/>
-          <w:bCs/>
-        </w:rPr>
-      </w:pPr>
-      <w:r>
-        <w:rPr>
-          <w:b/>
-          <w:bCs/>
+          <w:rFonts w:ascii="Times New Roman" w:eastAsia="Times New Roman" w:hAnsi="Times New Roman" w:cs="Times New Roman"/>
+          <w:b/>
+          <w:bCs/>
+          <w:sz w:val="24"/>
+          <w:szCs w:val="24"/>
+          <w:lang w:eastAsia="es-EC"/>
+        </w:rPr>
+      </w:pPr>
+      <w:r>
+        <w:rPr>
+          <w:rFonts w:ascii="Times New Roman" w:eastAsia="Times New Roman" w:hAnsi="Times New Roman" w:cs="Times New Roman"/>
+          <w:b/>
+          <w:bCs/>
+          <w:sz w:val="24"/>
+          <w:szCs w:val="24"/>
+          <w:lang w:eastAsia="es-EC"/>
         </w:rPr>
         <w:t>UNIVERSIDAD DE LAS FUERZAS ARMADAS ESPE</w:t>
       </w:r>
@@ -30,21 +38,33 @@
     <w:p>
       <w:pPr>
         <w:rPr>
-          <w:b/>
-          <w:bCs/>
-        </w:rPr>
-      </w:pPr>
-      <w:r>
-        <w:rPr>
-          <w:b/>
-          <w:bCs/>
+          <w:rFonts w:ascii="Times New Roman" w:eastAsia="Times New Roman" w:hAnsi="Times New Roman" w:cs="Times New Roman"/>
+          <w:b/>
+          <w:bCs/>
+          <w:sz w:val="20"/>
+          <w:szCs w:val="20"/>
+          <w:lang w:eastAsia="es-EC"/>
+        </w:rPr>
+      </w:pPr>
+      <w:r>
+        <w:rPr>
+          <w:rFonts w:ascii="Times New Roman" w:eastAsia="Times New Roman" w:hAnsi="Times New Roman" w:cs="Times New Roman"/>
+          <w:b/>
+          <w:bCs/>
+          <w:sz w:val="20"/>
+          <w:szCs w:val="20"/>
+          <w:lang w:eastAsia="es-EC"/>
         </w:rPr>
         <w:t>INTEGRANTES</w:t>
       </w:r>
       <w:r>
         <w:rPr>
-          <w:b/>
-          <w:bCs/>
+          <w:rFonts w:ascii="Times New Roman" w:eastAsia="Times New Roman" w:hAnsi="Times New Roman" w:cs="Times New Roman"/>
+          <w:b/>
+          <w:bCs/>
+          <w:sz w:val="20"/>
+          <w:szCs w:val="20"/>
+          <w:lang w:eastAsia="es-EC"/>
         </w:rPr>
         <w:t xml:space="preserve">: </w:t>
       </w:r>
@@ -56,8 +76,16 @@
           <w:ilvl w:val="0"/>
           <w:numId w:val="7"/>
         </w:numPr>
-      </w:pPr>
-      <w:r>
+        <w:rPr>
+          <w:rFonts w:ascii="Times New Roman" w:eastAsia="Times New Roman" w:hAnsi="Times New Roman" w:cs="Times New Roman"/>
+          <w:lang w:eastAsia="es-EC"/>
+        </w:rPr>
+      </w:pPr>
+      <w:r>
+        <w:rPr>
+          <w:rFonts w:ascii="Times New Roman" w:eastAsia="Times New Roman" w:hAnsi="Times New Roman" w:cs="Times New Roman"/>
+          <w:lang w:eastAsia="es-EC"/>
+        </w:rPr>
         <w:t>Alvarado Dylan</w:t>
       </w:r>
     </w:p>
@@ -68,8 +96,16 @@
           <w:ilvl w:val="0"/>
           <w:numId w:val="7"/>
         </w:numPr>
-      </w:pPr>
-      <w:r>
+        <w:rPr>
+          <w:rFonts w:ascii="Times New Roman" w:eastAsia="Times New Roman" w:hAnsi="Times New Roman" w:cs="Times New Roman"/>
+          <w:lang w:eastAsia="es-EC"/>
+        </w:rPr>
+      </w:pPr>
+      <w:r>
+        <w:rPr>
+          <w:rFonts w:ascii="Times New Roman" w:eastAsia="Times New Roman" w:hAnsi="Times New Roman" w:cs="Times New Roman"/>
+          <w:lang w:eastAsia="es-EC"/>
+        </w:rPr>
         <w:t>Cuzco Alex</w:t>
       </w:r>
     </w:p>
@@ -80,55 +116,123 @@
           <w:ilvl w:val="0"/>
           <w:numId w:val="7"/>
         </w:numPr>
-      </w:pPr>
-      <w:r>
+        <w:rPr>
+          <w:rFonts w:ascii="Times New Roman" w:eastAsia="Times New Roman" w:hAnsi="Times New Roman" w:cs="Times New Roman"/>
+          <w:lang w:eastAsia="es-EC"/>
+        </w:rPr>
+      </w:pPr>
+      <w:r>
+        <w:rPr>
+          <w:rFonts w:ascii="Times New Roman" w:eastAsia="Times New Roman" w:hAnsi="Times New Roman" w:cs="Times New Roman"/>
+          <w:lang w:eastAsia="es-EC"/>
+        </w:rPr>
         <w:t>Domínguez</w:t>
       </w:r>
       <w:r>
+        <w:rPr>
+          <w:rFonts w:ascii="Times New Roman" w:eastAsia="Times New Roman" w:hAnsi="Times New Roman" w:cs="Times New Roman"/>
+          <w:lang w:eastAsia="es-EC"/>
+        </w:rPr>
         <w:t xml:space="preserve"> Pablo</w:t>
       </w:r>
     </w:p>
     <w:p>
-      <w:r>
-        <w:rPr>
-          <w:b/>
-          <w:bCs/>
+      <w:pPr>
+        <w:rPr>
+          <w:rFonts w:ascii="Times New Roman" w:eastAsia="Times New Roman" w:hAnsi="Times New Roman" w:cs="Times New Roman"/>
+          <w:sz w:val="24"/>
+          <w:szCs w:val="24"/>
+          <w:lang w:eastAsia="es-EC"/>
+        </w:rPr>
+      </w:pPr>
+      <w:r>
+        <w:rPr>
+          <w:rFonts w:ascii="Times New Roman" w:eastAsia="Times New Roman" w:hAnsi="Times New Roman" w:cs="Times New Roman"/>
+          <w:b/>
+          <w:bCs/>
+          <w:sz w:val="24"/>
+          <w:szCs w:val="24"/>
+          <w:lang w:eastAsia="es-EC"/>
         </w:rPr>
         <w:t>NRC:</w:t>
       </w:r>
       <w:r>
+        <w:rPr>
+          <w:rFonts w:ascii="Times New Roman" w:eastAsia="Times New Roman" w:hAnsi="Times New Roman" w:cs="Times New Roman"/>
+          <w:sz w:val="24"/>
+          <w:szCs w:val="24"/>
+          <w:lang w:eastAsia="es-EC"/>
+        </w:rPr>
         <w:t xml:space="preserve"> 30724</w:t>
       </w:r>
     </w:p>
     <w:p>
-      <w:r>
-        <w:rPr>
-          <w:b/>
-          <w:bCs/>
+      <w:pPr>
+        <w:rPr>
+          <w:rFonts w:ascii="Times New Roman" w:eastAsia="Times New Roman" w:hAnsi="Times New Roman" w:cs="Times New Roman"/>
+          <w:sz w:val="24"/>
+          <w:szCs w:val="24"/>
+          <w:lang w:eastAsia="es-EC"/>
+        </w:rPr>
+      </w:pPr>
+      <w:r>
+        <w:rPr>
+          <w:rFonts w:ascii="Times New Roman" w:eastAsia="Times New Roman" w:hAnsi="Times New Roman" w:cs="Times New Roman"/>
+          <w:b/>
+          <w:bCs/>
+          <w:sz w:val="24"/>
+          <w:szCs w:val="24"/>
+          <w:lang w:eastAsia="es-EC"/>
         </w:rPr>
         <w:t>EMPRESA:</w:t>
       </w:r>
       <w:r>
+        <w:rPr>
+          <w:rFonts w:ascii="Times New Roman" w:eastAsia="Times New Roman" w:hAnsi="Times New Roman" w:cs="Times New Roman"/>
+          <w:sz w:val="24"/>
+          <w:szCs w:val="24"/>
+          <w:lang w:eastAsia="es-EC"/>
+        </w:rPr>
         <w:t xml:space="preserve"> </w:t>
       </w:r>
       <w:r>
+        <w:rPr>
+          <w:rFonts w:ascii="Times New Roman" w:eastAsia="Times New Roman" w:hAnsi="Times New Roman" w:cs="Times New Roman"/>
+          <w:sz w:val="24"/>
+          <w:szCs w:val="24"/>
+          <w:lang w:eastAsia="es-EC"/>
+        </w:rPr>
         <w:t xml:space="preserve">                                     </w:t>
       </w:r>
       <w:r>
+        <w:rPr>
+          <w:rFonts w:ascii="Times New Roman" w:eastAsia="Times New Roman" w:hAnsi="Times New Roman" w:cs="Times New Roman"/>
+          <w:sz w:val="24"/>
+          <w:szCs w:val="24"/>
+          <w:lang w:eastAsia="es-EC"/>
+        </w:rPr>
         <w:t>Club de Suboficiales retirados</w:t>
       </w:r>
     </w:p>
     <w:p>
       <w:pPr>
         <w:rPr>
-          <w:b/>
-          <w:bCs/>
-        </w:rPr>
-      </w:pPr>
-      <w:r>
-        <w:rPr>
-          <w:b/>
-          <w:bCs/>
+          <w:rFonts w:ascii="Times New Roman" w:eastAsia="Times New Roman" w:hAnsi="Times New Roman" w:cs="Times New Roman"/>
+          <w:b/>
+          <w:bCs/>
+          <w:sz w:val="24"/>
+          <w:szCs w:val="24"/>
+          <w:lang w:eastAsia="es-EC"/>
+        </w:rPr>
+      </w:pPr>
+      <w:r>
+        <w:rPr>
+          <w:rFonts w:ascii="Times New Roman" w:eastAsia="Times New Roman" w:hAnsi="Times New Roman" w:cs="Times New Roman"/>
+          <w:b/>
+          <w:bCs/>
+          <w:sz w:val="24"/>
+          <w:szCs w:val="24"/>
+          <w:lang w:eastAsia="es-EC"/>
         </w:rPr>
         <w:t xml:space="preserve">UNIDADES RESPONSABLES:  </w:t>
       </w:r>
@@ -140,8 +244,20 @@
           <w:ilvl w:val="0"/>
           <w:numId w:val="6"/>
         </w:numPr>
-      </w:pPr>
-      <w:r>
+        <w:rPr>
+          <w:rFonts w:ascii="Times New Roman" w:eastAsia="Times New Roman" w:hAnsi="Times New Roman" w:cs="Times New Roman"/>
+          <w:sz w:val="24"/>
+          <w:szCs w:val="24"/>
+          <w:lang w:eastAsia="es-EC"/>
+        </w:rPr>
+      </w:pPr>
+      <w:r>
+        <w:rPr>
+          <w:rFonts w:ascii="Times New Roman" w:eastAsia="Times New Roman" w:hAnsi="Times New Roman" w:cs="Times New Roman"/>
+          <w:sz w:val="24"/>
+          <w:szCs w:val="24"/>
+          <w:lang w:eastAsia="es-EC"/>
+        </w:rPr>
         <w:t>Presidencia / Dirección: Responsable de registrar eventos, gestionar miembros, definir y ejecutar los eventos.</w:t>
       </w:r>
     </w:p>
@@ -152,8 +268,20 @@
           <w:ilvl w:val="0"/>
           <w:numId w:val="6"/>
         </w:numPr>
-      </w:pPr>
-      <w:r>
+        <w:rPr>
+          <w:rFonts w:ascii="Times New Roman" w:eastAsia="Times New Roman" w:hAnsi="Times New Roman" w:cs="Times New Roman"/>
+          <w:sz w:val="24"/>
+          <w:szCs w:val="24"/>
+          <w:lang w:eastAsia="es-EC"/>
+        </w:rPr>
+      </w:pPr>
+      <w:r>
+        <w:rPr>
+          <w:rFonts w:ascii="Times New Roman" w:eastAsia="Times New Roman" w:hAnsi="Times New Roman" w:cs="Times New Roman"/>
+          <w:sz w:val="24"/>
+          <w:szCs w:val="24"/>
+          <w:lang w:eastAsia="es-EC"/>
+        </w:rPr>
         <w:t>Tesorería / Finanzas: Responsable de evaluar costos, registrar cotizaciones, ingresos (aportes) y egresos (gastos).</w:t>
       </w:r>
     </w:p>
@@ -164,8 +292,20 @@
           <w:ilvl w:val="0"/>
           <w:numId w:val="6"/>
         </w:numPr>
-      </w:pPr>
-      <w:r>
+        <w:rPr>
+          <w:rFonts w:ascii="Times New Roman" w:eastAsia="Times New Roman" w:hAnsi="Times New Roman" w:cs="Times New Roman"/>
+          <w:sz w:val="24"/>
+          <w:szCs w:val="24"/>
+          <w:lang w:eastAsia="es-EC"/>
+        </w:rPr>
+      </w:pPr>
+      <w:r>
+        <w:rPr>
+          <w:rFonts w:ascii="Times New Roman" w:eastAsia="Times New Roman" w:hAnsi="Times New Roman" w:cs="Times New Roman"/>
+          <w:sz w:val="24"/>
+          <w:szCs w:val="24"/>
+          <w:lang w:eastAsia="es-EC"/>
+        </w:rPr>
         <w:t>Secretaría / Comunicaciones: Responsable de difundir la información de los eventos y registrar proveedores.</w:t>
       </w:r>
     </w:p>
@@ -176,28 +316,95 @@
           <w:ilvl w:val="0"/>
           <w:numId w:val="6"/>
         </w:numPr>
-      </w:pPr>
-      <w:r>
+        <w:rPr>
+          <w:rFonts w:ascii="Times New Roman" w:eastAsia="Times New Roman" w:hAnsi="Times New Roman" w:cs="Times New Roman"/>
+          <w:sz w:val="24"/>
+          <w:szCs w:val="24"/>
+          <w:lang w:eastAsia="es-EC"/>
+        </w:rPr>
+      </w:pPr>
+      <w:r>
+        <w:rPr>
+          <w:rFonts w:ascii="Times New Roman" w:eastAsia="Times New Roman" w:hAnsi="Times New Roman" w:cs="Times New Roman"/>
+          <w:sz w:val="24"/>
+          <w:szCs w:val="24"/>
+          <w:lang w:eastAsia="es-EC"/>
+        </w:rPr>
         <w:t>Comité de Socios: Responsable de proponer eventos y confirmar asistencias.</w:t>
       </w:r>
     </w:p>
     <w:p>
-      <w:r>
-        <w:t xml:space="preserve">PROYECTO: </w:t>
-      </w:r>
-      <w:r>
+      <w:pPr>
+        <w:rPr>
+          <w:rFonts w:ascii="Times New Roman" w:eastAsia="Times New Roman" w:hAnsi="Times New Roman" w:cs="Times New Roman"/>
+          <w:sz w:val="24"/>
+          <w:szCs w:val="24"/>
+          <w:lang w:eastAsia="es-EC"/>
+        </w:rPr>
+      </w:pPr>
+      <w:r>
+        <w:rPr>
+          <w:rFonts w:ascii="Times New Roman" w:eastAsia="Times New Roman" w:hAnsi="Times New Roman" w:cs="Times New Roman"/>
+          <w:b/>
+          <w:bCs/>
+          <w:sz w:val="24"/>
+          <w:szCs w:val="24"/>
+          <w:lang w:eastAsia="es-EC"/>
+        </w:rPr>
+        <w:t>PROYECTO:</w:t>
+      </w:r>
+      <w:r>
+        <w:rPr>
+          <w:rFonts w:ascii="Times New Roman" w:eastAsia="Times New Roman" w:hAnsi="Times New Roman" w:cs="Times New Roman"/>
+          <w:sz w:val="24"/>
+          <w:szCs w:val="24"/>
+          <w:lang w:eastAsia="es-EC"/>
+        </w:rPr>
+        <w:t xml:space="preserve"> </w:t>
+      </w:r>
+      <w:r>
+        <w:rPr>
+          <w:rFonts w:ascii="Times New Roman" w:eastAsia="Times New Roman" w:hAnsi="Times New Roman" w:cs="Times New Roman"/>
+          <w:sz w:val="24"/>
+          <w:szCs w:val="24"/>
+          <w:lang w:eastAsia="es-EC"/>
+        </w:rPr>
         <w:t>EVENTUAL</w:t>
       </w:r>
     </w:p>
     <w:p>
-      <w:proofErr w:type="gramStart"/>
-      <w:r>
+      <w:pPr>
+        <w:rPr>
+          <w:rFonts w:ascii="Times New Roman" w:eastAsia="Times New Roman" w:hAnsi="Times New Roman" w:cs="Times New Roman"/>
+          <w:b/>
+          <w:bCs/>
+          <w:sz w:val="24"/>
+          <w:szCs w:val="24"/>
+          <w:lang w:eastAsia="es-EC"/>
+        </w:rPr>
+      </w:pPr>
+      <w:r>
+        <w:rPr>
+          <w:rFonts w:ascii="Times New Roman" w:eastAsia="Times New Roman" w:hAnsi="Times New Roman" w:cs="Times New Roman"/>
+          <w:b/>
+          <w:bCs/>
+          <w:sz w:val="24"/>
+          <w:szCs w:val="24"/>
+          <w:lang w:eastAsia="es-EC"/>
+        </w:rPr>
         <w:t>ENFOQUE</w:t>
       </w:r>
       <w:r>
+        <w:rPr>
+          <w:rFonts w:ascii="Times New Roman" w:eastAsia="Times New Roman" w:hAnsi="Times New Roman" w:cs="Times New Roman"/>
+          <w:b/>
+          <w:bCs/>
+          <w:sz w:val="24"/>
+          <w:szCs w:val="24"/>
+          <w:lang w:eastAsia="es-EC"/>
+        </w:rPr>
         <w:t xml:space="preserve">  KANBAN</w:t>
       </w:r>
-      <w:proofErr w:type="gramEnd"/>
     </w:p>
     <w:tbl>
       <w:tblPr>
@@ -216,7 +423,21 @@
             <w:tcW w:w="2831" w:type="dxa"/>
           </w:tcPr>
           <w:p>
+            <w:pPr>
+              <w:rPr>
+                <w:rFonts w:ascii="Times New Roman" w:eastAsia="Times New Roman" w:hAnsi="Times New Roman" w:cs="Times New Roman"/>
+                <w:sz w:val="24"/>
+                <w:szCs w:val="24"/>
+                <w:lang w:eastAsia="es-EC"/>
+              </w:rPr>
+            </w:pPr>
             <w:r>
+              <w:rPr>
+                <w:rFonts w:ascii="Times New Roman" w:eastAsia="Times New Roman" w:hAnsi="Times New Roman" w:cs="Times New Roman"/>
+                <w:sz w:val="24"/>
+                <w:szCs w:val="24"/>
+                <w:lang w:eastAsia="es-EC"/>
+              </w:rPr>
               <w:t>TO DO (Qué Hacer)</w:t>
             </w:r>
           </w:p>
@@ -226,7 +447,21 @@
             <w:tcW w:w="2831" w:type="dxa"/>
           </w:tcPr>
           <w:p>
+            <w:pPr>
+              <w:rPr>
+                <w:rFonts w:ascii="Times New Roman" w:eastAsia="Times New Roman" w:hAnsi="Times New Roman" w:cs="Times New Roman"/>
+                <w:sz w:val="24"/>
+                <w:szCs w:val="24"/>
+                <w:lang w:eastAsia="es-EC"/>
+              </w:rPr>
+            </w:pPr>
             <w:r>
+              <w:rPr>
+                <w:rFonts w:ascii="Times New Roman" w:eastAsia="Times New Roman" w:hAnsi="Times New Roman" w:cs="Times New Roman"/>
+                <w:sz w:val="24"/>
+                <w:szCs w:val="24"/>
+                <w:lang w:eastAsia="es-EC"/>
+              </w:rPr>
               <w:t>IN PROGRESS (Pendientes)</w:t>
             </w:r>
           </w:p>
@@ -236,13 +471,39 @@
             <w:tcW w:w="2832" w:type="dxa"/>
           </w:tcPr>
           <w:p>
+            <w:pPr>
+              <w:rPr>
+                <w:rFonts w:ascii="Times New Roman" w:eastAsia="Times New Roman" w:hAnsi="Times New Roman" w:cs="Times New Roman"/>
+                <w:sz w:val="24"/>
+                <w:szCs w:val="24"/>
+                <w:lang w:eastAsia="es-EC"/>
+              </w:rPr>
+            </w:pPr>
             <w:r>
+              <w:rPr>
+                <w:rFonts w:ascii="Times New Roman" w:eastAsia="Times New Roman" w:hAnsi="Times New Roman" w:cs="Times New Roman"/>
+                <w:sz w:val="24"/>
+                <w:szCs w:val="24"/>
+                <w:lang w:eastAsia="es-EC"/>
+              </w:rPr>
               <w:t xml:space="preserve">DONE </w:t>
             </w:r>
             <w:r>
+              <w:rPr>
+                <w:rFonts w:ascii="Times New Roman" w:eastAsia="Times New Roman" w:hAnsi="Times New Roman" w:cs="Times New Roman"/>
+                <w:sz w:val="24"/>
+                <w:szCs w:val="24"/>
+                <w:lang w:eastAsia="es-EC"/>
+              </w:rPr>
               <w:t>(Terminado</w:t>
             </w:r>
             <w:r>
+              <w:rPr>
+                <w:rFonts w:ascii="Times New Roman" w:eastAsia="Times New Roman" w:hAnsi="Times New Roman" w:cs="Times New Roman"/>
+                <w:sz w:val="24"/>
+                <w:szCs w:val="24"/>
+                <w:lang w:eastAsia="es-EC"/>
+              </w:rPr>
               <w:t>)</w:t>
             </w:r>
           </w:p>
@@ -254,7 +515,21 @@
             <w:tcW w:w="2831" w:type="dxa"/>
           </w:tcPr>
           <w:p>
+            <w:pPr>
+              <w:rPr>
+                <w:rFonts w:ascii="Times New Roman" w:eastAsia="Times New Roman" w:hAnsi="Times New Roman" w:cs="Times New Roman"/>
+                <w:sz w:val="24"/>
+                <w:szCs w:val="24"/>
+                <w:lang w:eastAsia="es-EC"/>
+              </w:rPr>
+            </w:pPr>
             <w:r>
+              <w:rPr>
+                <w:rFonts w:ascii="Times New Roman" w:eastAsia="Times New Roman" w:hAnsi="Times New Roman" w:cs="Times New Roman"/>
+                <w:sz w:val="24"/>
+                <w:szCs w:val="24"/>
+                <w:lang w:eastAsia="es-EC"/>
+              </w:rPr>
               <w:t>RF08 - Registrar Evento</w:t>
             </w:r>
           </w:p>
@@ -264,7 +539,21 @@
             <w:tcW w:w="2831" w:type="dxa"/>
           </w:tcPr>
           <w:p>
+            <w:pPr>
+              <w:rPr>
+                <w:rFonts w:ascii="Times New Roman" w:eastAsia="Times New Roman" w:hAnsi="Times New Roman" w:cs="Times New Roman"/>
+                <w:sz w:val="24"/>
+                <w:szCs w:val="24"/>
+                <w:lang w:eastAsia="es-EC"/>
+              </w:rPr>
+            </w:pPr>
             <w:r>
+              <w:rPr>
+                <w:rFonts w:ascii="Times New Roman" w:eastAsia="Times New Roman" w:hAnsi="Times New Roman" w:cs="Times New Roman"/>
+                <w:sz w:val="24"/>
+                <w:szCs w:val="24"/>
+                <w:lang w:eastAsia="es-EC"/>
+              </w:rPr>
               <w:t>RF05 - Confirmar Asistencia al Evento</w:t>
             </w:r>
           </w:p>
@@ -274,7 +563,21 @@
             <w:tcW w:w="2832" w:type="dxa"/>
           </w:tcPr>
           <w:p>
+            <w:pPr>
+              <w:rPr>
+                <w:rFonts w:ascii="Times New Roman" w:eastAsia="Times New Roman" w:hAnsi="Times New Roman" w:cs="Times New Roman"/>
+                <w:sz w:val="24"/>
+                <w:szCs w:val="24"/>
+                <w:lang w:eastAsia="es-EC"/>
+              </w:rPr>
+            </w:pPr>
             <w:r>
+              <w:rPr>
+                <w:rFonts w:ascii="Times New Roman" w:eastAsia="Times New Roman" w:hAnsi="Times New Roman" w:cs="Times New Roman"/>
+                <w:sz w:val="24"/>
+                <w:szCs w:val="24"/>
+                <w:lang w:eastAsia="es-EC"/>
+              </w:rPr>
               <w:t>RF01 - Acceso al Software</w:t>
             </w:r>
           </w:p>
@@ -286,7 +589,21 @@
             <w:tcW w:w="2831" w:type="dxa"/>
           </w:tcPr>
           <w:p>
+            <w:pPr>
+              <w:rPr>
+                <w:rFonts w:ascii="Times New Roman" w:eastAsia="Times New Roman" w:hAnsi="Times New Roman" w:cs="Times New Roman"/>
+                <w:sz w:val="24"/>
+                <w:szCs w:val="24"/>
+                <w:lang w:eastAsia="es-EC"/>
+              </w:rPr>
+            </w:pPr>
             <w:r>
+              <w:rPr>
+                <w:rFonts w:ascii="Times New Roman" w:eastAsia="Times New Roman" w:hAnsi="Times New Roman" w:cs="Times New Roman"/>
+                <w:sz w:val="24"/>
+                <w:szCs w:val="24"/>
+                <w:lang w:eastAsia="es-EC"/>
+              </w:rPr>
               <w:t>RF09 - Difundir Información del Evento</w:t>
             </w:r>
           </w:p>
@@ -296,7 +613,21 @@
             <w:tcW w:w="2831" w:type="dxa"/>
           </w:tcPr>
           <w:p>
+            <w:pPr>
+              <w:rPr>
+                <w:rFonts w:ascii="Times New Roman" w:eastAsia="Times New Roman" w:hAnsi="Times New Roman" w:cs="Times New Roman"/>
+                <w:sz w:val="24"/>
+                <w:szCs w:val="24"/>
+                <w:lang w:eastAsia="es-EC"/>
+              </w:rPr>
+            </w:pPr>
             <w:r>
+              <w:rPr>
+                <w:rFonts w:ascii="Times New Roman" w:eastAsia="Times New Roman" w:hAnsi="Times New Roman" w:cs="Times New Roman"/>
+                <w:sz w:val="24"/>
+                <w:szCs w:val="24"/>
+                <w:lang w:eastAsia="es-EC"/>
+              </w:rPr>
               <w:t>RF06 - Registrar Gastos del Evento</w:t>
             </w:r>
           </w:p>
@@ -306,7 +637,21 @@
             <w:tcW w:w="2832" w:type="dxa"/>
           </w:tcPr>
           <w:p>
+            <w:pPr>
+              <w:rPr>
+                <w:rFonts w:ascii="Times New Roman" w:eastAsia="Times New Roman" w:hAnsi="Times New Roman" w:cs="Times New Roman"/>
+                <w:sz w:val="24"/>
+                <w:szCs w:val="24"/>
+                <w:lang w:eastAsia="es-EC"/>
+              </w:rPr>
+            </w:pPr>
             <w:r>
+              <w:rPr>
+                <w:rFonts w:ascii="Times New Roman" w:eastAsia="Times New Roman" w:hAnsi="Times New Roman" w:cs="Times New Roman"/>
+                <w:sz w:val="24"/>
+                <w:szCs w:val="24"/>
+                <w:lang w:eastAsia="es-EC"/>
+              </w:rPr>
               <w:t>RF02 - Gestionar Miembros</w:t>
             </w:r>
           </w:p>
@@ -318,7 +663,21 @@
             <w:tcW w:w="2831" w:type="dxa"/>
           </w:tcPr>
           <w:p>
+            <w:pPr>
+              <w:rPr>
+                <w:rFonts w:ascii="Times New Roman" w:eastAsia="Times New Roman" w:hAnsi="Times New Roman" w:cs="Times New Roman"/>
+                <w:sz w:val="24"/>
+                <w:szCs w:val="24"/>
+                <w:lang w:eastAsia="es-EC"/>
+              </w:rPr>
+            </w:pPr>
             <w:r>
+              <w:rPr>
+                <w:rFonts w:ascii="Times New Roman" w:eastAsia="Times New Roman" w:hAnsi="Times New Roman" w:cs="Times New Roman"/>
+                <w:sz w:val="24"/>
+                <w:szCs w:val="24"/>
+                <w:lang w:eastAsia="es-EC"/>
+              </w:rPr>
               <w:t>RF10 - Ingresar Proveedor</w:t>
             </w:r>
           </w:p>
@@ -328,7 +687,21 @@
             <w:tcW w:w="2831" w:type="dxa"/>
           </w:tcPr>
           <w:p>
+            <w:pPr>
+              <w:rPr>
+                <w:rFonts w:ascii="Times New Roman" w:eastAsia="Times New Roman" w:hAnsi="Times New Roman" w:cs="Times New Roman"/>
+                <w:sz w:val="24"/>
+                <w:szCs w:val="24"/>
+                <w:lang w:eastAsia="es-EC"/>
+              </w:rPr>
+            </w:pPr>
             <w:r>
+              <w:rPr>
+                <w:rFonts w:ascii="Times New Roman" w:eastAsia="Times New Roman" w:hAnsi="Times New Roman" w:cs="Times New Roman"/>
+                <w:sz w:val="24"/>
+                <w:szCs w:val="24"/>
+                <w:lang w:eastAsia="es-EC"/>
+              </w:rPr>
               <w:t>RF07 - Registrar Aportes Económicos</w:t>
             </w:r>
           </w:p>
@@ -338,7 +711,21 @@
             <w:tcW w:w="2832" w:type="dxa"/>
           </w:tcPr>
           <w:p>
+            <w:pPr>
+              <w:rPr>
+                <w:rFonts w:ascii="Times New Roman" w:eastAsia="Times New Roman" w:hAnsi="Times New Roman" w:cs="Times New Roman"/>
+                <w:sz w:val="24"/>
+                <w:szCs w:val="24"/>
+                <w:lang w:eastAsia="es-EC"/>
+              </w:rPr>
+            </w:pPr>
             <w:r>
+              <w:rPr>
+                <w:rFonts w:ascii="Times New Roman" w:eastAsia="Times New Roman" w:hAnsi="Times New Roman" w:cs="Times New Roman"/>
+                <w:sz w:val="24"/>
+                <w:szCs w:val="24"/>
+                <w:lang w:eastAsia="es-EC"/>
+              </w:rPr>
               <w:t>RF03 - Consultar Calendario de Eventos</w:t>
             </w:r>
           </w:p>
@@ -350,7 +737,21 @@
             <w:tcW w:w="2831" w:type="dxa"/>
           </w:tcPr>
           <w:p>
+            <w:pPr>
+              <w:rPr>
+                <w:rFonts w:ascii="Times New Roman" w:eastAsia="Times New Roman" w:hAnsi="Times New Roman" w:cs="Times New Roman"/>
+                <w:sz w:val="24"/>
+                <w:szCs w:val="24"/>
+                <w:lang w:eastAsia="es-EC"/>
+              </w:rPr>
+            </w:pPr>
             <w:r>
+              <w:rPr>
+                <w:rFonts w:ascii="Times New Roman" w:eastAsia="Times New Roman" w:hAnsi="Times New Roman" w:cs="Times New Roman"/>
+                <w:sz w:val="24"/>
+                <w:szCs w:val="24"/>
+                <w:lang w:eastAsia="es-EC"/>
+              </w:rPr>
               <w:t>RF11 - Definir Evento</w:t>
             </w:r>
           </w:p>
@@ -359,14 +760,37 @@
           <w:tcPr>
             <w:tcW w:w="2831" w:type="dxa"/>
           </w:tcPr>
-          <w:p/>
+          <w:p>
+            <w:pPr>
+              <w:rPr>
+                <w:rFonts w:ascii="Times New Roman" w:eastAsia="Times New Roman" w:hAnsi="Times New Roman" w:cs="Times New Roman"/>
+                <w:sz w:val="24"/>
+                <w:szCs w:val="24"/>
+                <w:lang w:eastAsia="es-EC"/>
+              </w:rPr>
+            </w:pPr>
+          </w:p>
         </w:tc>
         <w:tc>
           <w:tcPr>
             <w:tcW w:w="2832" w:type="dxa"/>
           </w:tcPr>
           <w:p>
+            <w:pPr>
+              <w:rPr>
+                <w:rFonts w:ascii="Times New Roman" w:eastAsia="Times New Roman" w:hAnsi="Times New Roman" w:cs="Times New Roman"/>
+                <w:sz w:val="24"/>
+                <w:szCs w:val="24"/>
+                <w:lang w:eastAsia="es-EC"/>
+              </w:rPr>
+            </w:pPr>
             <w:r>
+              <w:rPr>
+                <w:rFonts w:ascii="Times New Roman" w:eastAsia="Times New Roman" w:hAnsi="Times New Roman" w:cs="Times New Roman"/>
+                <w:sz w:val="24"/>
+                <w:szCs w:val="24"/>
+                <w:lang w:eastAsia="es-EC"/>
+              </w:rPr>
               <w:t>RF04 - Proponer Evento</w:t>
             </w:r>
           </w:p>
@@ -378,7 +802,21 @@
             <w:tcW w:w="2831" w:type="dxa"/>
           </w:tcPr>
           <w:p>
+            <w:pPr>
+              <w:rPr>
+                <w:rFonts w:ascii="Times New Roman" w:eastAsia="Times New Roman" w:hAnsi="Times New Roman" w:cs="Times New Roman"/>
+                <w:sz w:val="24"/>
+                <w:szCs w:val="24"/>
+                <w:lang w:eastAsia="es-EC"/>
+              </w:rPr>
+            </w:pPr>
             <w:r>
+              <w:rPr>
+                <w:rFonts w:ascii="Times New Roman" w:eastAsia="Times New Roman" w:hAnsi="Times New Roman" w:cs="Times New Roman"/>
+                <w:sz w:val="24"/>
+                <w:szCs w:val="24"/>
+                <w:lang w:eastAsia="es-EC"/>
+              </w:rPr>
               <w:t>RF12 - Ejecutar Evento</w:t>
             </w:r>
           </w:p>
@@ -387,13 +825,31 @@
           <w:tcPr>
             <w:tcW w:w="2831" w:type="dxa"/>
           </w:tcPr>
-          <w:p/>
+          <w:p>
+            <w:pPr>
+              <w:rPr>
+                <w:rFonts w:ascii="Times New Roman" w:eastAsia="Times New Roman" w:hAnsi="Times New Roman" w:cs="Times New Roman"/>
+                <w:sz w:val="24"/>
+                <w:szCs w:val="24"/>
+                <w:lang w:eastAsia="es-EC"/>
+              </w:rPr>
+            </w:pPr>
+          </w:p>
         </w:tc>
         <w:tc>
           <w:tcPr>
             <w:tcW w:w="2832" w:type="dxa"/>
           </w:tcPr>
-          <w:p/>
+          <w:p>
+            <w:pPr>
+              <w:rPr>
+                <w:rFonts w:ascii="Times New Roman" w:eastAsia="Times New Roman" w:hAnsi="Times New Roman" w:cs="Times New Roman"/>
+                <w:sz w:val="24"/>
+                <w:szCs w:val="24"/>
+                <w:lang w:eastAsia="es-EC"/>
+              </w:rPr>
+            </w:pPr>
+          </w:p>
         </w:tc>
       </w:tr>
       <w:tr>
@@ -402,7 +858,21 @@
             <w:tcW w:w="2831" w:type="dxa"/>
           </w:tcPr>
           <w:p>
+            <w:pPr>
+              <w:rPr>
+                <w:rFonts w:ascii="Times New Roman" w:eastAsia="Times New Roman" w:hAnsi="Times New Roman" w:cs="Times New Roman"/>
+                <w:sz w:val="24"/>
+                <w:szCs w:val="24"/>
+                <w:lang w:eastAsia="es-EC"/>
+              </w:rPr>
+            </w:pPr>
             <w:r>
+              <w:rPr>
+                <w:rFonts w:ascii="Times New Roman" w:eastAsia="Times New Roman" w:hAnsi="Times New Roman" w:cs="Times New Roman"/>
+                <w:sz w:val="24"/>
+                <w:szCs w:val="24"/>
+                <w:lang w:eastAsia="es-EC"/>
+              </w:rPr>
               <w:t>RF13 – Generar Reportes</w:t>
             </w:r>
           </w:p>
@@ -411,17 +881,34 @@
           <w:tcPr>
             <w:tcW w:w="2831" w:type="dxa"/>
           </w:tcPr>
-          <w:p/>
+          <w:p>
+            <w:pPr>
+              <w:rPr>
+                <w:rFonts w:ascii="Times New Roman" w:eastAsia="Times New Roman" w:hAnsi="Times New Roman" w:cs="Times New Roman"/>
+                <w:sz w:val="24"/>
+                <w:szCs w:val="24"/>
+                <w:lang w:eastAsia="es-EC"/>
+              </w:rPr>
+            </w:pPr>
+          </w:p>
         </w:tc>
         <w:tc>
           <w:tcPr>
             <w:tcW w:w="2832" w:type="dxa"/>
           </w:tcPr>
-          <w:p/>
+          <w:p>
+            <w:pPr>
+              <w:rPr>
+                <w:rFonts w:ascii="Times New Roman" w:eastAsia="Times New Roman" w:hAnsi="Times New Roman" w:cs="Times New Roman"/>
+                <w:sz w:val="24"/>
+                <w:szCs w:val="24"/>
+                <w:lang w:eastAsia="es-EC"/>
+              </w:rPr>
+            </w:pPr>
+          </w:p>
         </w:tc>
       </w:tr>
     </w:tbl>
-    <w:p/>
     <w:p>
       <w:pPr>
         <w:spacing w:before="100" w:beforeAutospacing="1" w:after="100" w:afterAutospacing="1" w:line="240" w:lineRule="auto"/>
@@ -430,26 +917,69 @@
           <w:rFonts w:ascii="Times New Roman" w:eastAsia="Times New Roman" w:hAnsi="Times New Roman" w:cs="Times New Roman"/>
           <w:b/>
           <w:bCs/>
-          <w:sz w:val="27"/>
-          <w:szCs w:val="27"/>
-          <w:lang w:eastAsia="es-EC"/>
-        </w:rPr>
-      </w:pPr>
-      <w:r>
-        <w:rPr>
-          <w:rFonts w:ascii="Times New Roman" w:eastAsia="Times New Roman" w:hAnsi="Times New Roman" w:cs="Times New Roman"/>
-          <w:b/>
-          <w:bCs/>
-          <w:sz w:val="27"/>
-          <w:szCs w:val="27"/>
-          <w:lang w:eastAsia="es-EC"/>
-        </w:rPr>
-        <w:t>MODELO DE NEGOCIO Y PROPUESTA DE VALOR</w:t>
-      </w:r>
+          <w:sz w:val="24"/>
+          <w:szCs w:val="24"/>
+          <w:lang w:eastAsia="es-EC"/>
+        </w:rPr>
+      </w:pPr>
     </w:p>
     <w:p>
       <w:pPr>
         <w:spacing w:before="100" w:beforeAutospacing="1" w:after="100" w:afterAutospacing="1" w:line="240" w:lineRule="auto"/>
+        <w:outlineLvl w:val="2"/>
+        <w:rPr>
+          <w:rFonts w:ascii="Times New Roman" w:eastAsia="Times New Roman" w:hAnsi="Times New Roman" w:cs="Times New Roman"/>
+          <w:b/>
+          <w:bCs/>
+          <w:sz w:val="24"/>
+          <w:szCs w:val="24"/>
+          <w:lang w:eastAsia="es-EC"/>
+        </w:rPr>
+      </w:pPr>
+    </w:p>
+    <w:p>
+      <w:pPr>
+        <w:spacing w:before="100" w:beforeAutospacing="1" w:after="100" w:afterAutospacing="1" w:line="240" w:lineRule="auto"/>
+        <w:outlineLvl w:val="2"/>
+        <w:rPr>
+          <w:rFonts w:ascii="Times New Roman" w:eastAsia="Times New Roman" w:hAnsi="Times New Roman" w:cs="Times New Roman"/>
+          <w:b/>
+          <w:bCs/>
+          <w:sz w:val="24"/>
+          <w:szCs w:val="24"/>
+          <w:lang w:eastAsia="es-EC"/>
+        </w:rPr>
+      </w:pPr>
+    </w:p>
+    <w:p>
+      <w:pPr>
+        <w:spacing w:before="100" w:beforeAutospacing="1" w:after="100" w:afterAutospacing="1" w:line="240" w:lineRule="auto"/>
+        <w:outlineLvl w:val="2"/>
+        <w:rPr>
+          <w:rFonts w:ascii="Times New Roman" w:eastAsia="Times New Roman" w:hAnsi="Times New Roman" w:cs="Times New Roman"/>
+          <w:b/>
+          <w:bCs/>
+          <w:sz w:val="24"/>
+          <w:szCs w:val="24"/>
+          <w:lang w:eastAsia="es-EC"/>
+        </w:rPr>
+      </w:pPr>
+      <w:r>
+        <w:rPr>
+          <w:rFonts w:ascii="Times New Roman" w:eastAsia="Times New Roman" w:hAnsi="Times New Roman" w:cs="Times New Roman"/>
+          <w:b/>
+          <w:bCs/>
+          <w:sz w:val="24"/>
+          <w:szCs w:val="24"/>
+          <w:lang w:eastAsia="es-EC"/>
+        </w:rPr>
+        <w:lastRenderedPageBreak/>
+        <w:t>Propuesta de valor en el modelo de negocio</w:t>
+      </w:r>
+    </w:p>
+    <w:p>
+      <w:pPr>
+        <w:spacing w:before="100" w:beforeAutospacing="1" w:after="100" w:afterAutospacing="1" w:line="240" w:lineRule="auto"/>
         <w:rPr>
           <w:rFonts w:ascii="Times New Roman" w:eastAsia="Times New Roman" w:hAnsi="Times New Roman" w:cs="Times New Roman"/>
           <w:sz w:val="24"/>
@@ -495,44 +1025,7 @@
           <w:szCs w:val="24"/>
           <w:lang w:eastAsia="es-EC"/>
         </w:rPr>
-        <w:lastRenderedPageBreak/>
-        <w:t>Nos diferenciamos al ofrecer un servicio de planificación centrado íntegramente en las necesidades del cliente (los socios del club), respaldado por principios sólidos de gestión del cambio. A diferencia de la competencia, nuestro enfoque garantiza una adopción progresiva del software, comunicación clara y capacitación para empoderar al personal. Además, destacamos por un diseño tecnológico que asegura la usabilidad e</w:t>
-      </w:r>
-      <w:r>
-        <w:rPr>
-          <w:rFonts w:ascii="Times New Roman" w:eastAsia="Times New Roman" w:hAnsi="Times New Roman" w:cs="Times New Roman"/>
-          <w:sz w:val="24"/>
-          <w:szCs w:val="24"/>
-          <w:lang w:eastAsia="es-EC"/>
-        </w:rPr>
-        <w:t xml:space="preserve">specífica para adultos mayores, como lo sería la implementación de </w:t>
-      </w:r>
-      <w:r>
-        <w:rPr>
-          <w:rFonts w:ascii="Times New Roman" w:eastAsia="Times New Roman" w:hAnsi="Times New Roman" w:cs="Times New Roman"/>
-          <w:sz w:val="24"/>
-          <w:szCs w:val="24"/>
-          <w:lang w:eastAsia="es-EC"/>
-        </w:rPr>
-        <w:t>texto grande, contraste</w:t>
-      </w:r>
-      <w:r>
-        <w:rPr>
-          <w:rFonts w:ascii="Times New Roman" w:eastAsia="Times New Roman" w:hAnsi="Times New Roman" w:cs="Times New Roman"/>
-          <w:sz w:val="24"/>
-          <w:szCs w:val="24"/>
-          <w:lang w:eastAsia="es-EC"/>
-        </w:rPr>
-        <w:t xml:space="preserve"> adecuado y botones accesibles, </w:t>
-      </w:r>
-      <w:r>
-        <w:rPr>
-          <w:rFonts w:ascii="Times New Roman" w:eastAsia="Times New Roman" w:hAnsi="Times New Roman" w:cs="Times New Roman"/>
-          <w:sz w:val="24"/>
-          <w:szCs w:val="24"/>
-          <w:lang w:eastAsia="es-EC"/>
-        </w:rPr>
-        <w:t xml:space="preserve">y funcionalidad garantizada incluso en redes de baja conectividad. </w:t>
+        <w:t>El sistema EVENTUAL se diferencia de otras alternativas porque está diseñado específicamente para las necesidades del Club de Suboficiales Retirados, permitiendo administrar de manera centralizada la organización de eventos, la gestión de miembros, el control financiero y la comunicación con los socios.</w:t>
       </w:r>
     </w:p>
     <w:p>
@@ -548,49 +1041,19 @@
       <w:r>
         <w:rPr>
           <w:rFonts w:ascii="Times New Roman" w:eastAsia="Times New Roman" w:hAnsi="Times New Roman" w:cs="Times New Roman"/>
-          <w:b/>
-          <w:bCs/>
-          <w:sz w:val="24"/>
-          <w:szCs w:val="24"/>
-          <w:lang w:eastAsia="es-EC"/>
-        </w:rPr>
-        <w:t>¿Qué hago para que el cliente me elija?</w:t>
-      </w:r>
-      <w:r>
-        <w:rPr>
-          <w:rFonts w:ascii="Times New Roman" w:eastAsia="Times New Roman" w:hAnsi="Times New Roman" w:cs="Times New Roman"/>
-          <w:sz w:val="24"/>
-          <w:szCs w:val="24"/>
-          <w:lang w:eastAsia="es-EC"/>
-        </w:rPr>
-        <w:t xml:space="preserve"> </w:t>
-      </w:r>
-    </w:p>
-    <w:p>
-      <w:pPr>
-        <w:spacing w:before="100" w:beforeAutospacing="1" w:after="100" w:afterAutospacing="1" w:line="240" w:lineRule="auto"/>
-        <w:rPr>
-          <w:rFonts w:ascii="Times New Roman" w:eastAsia="Times New Roman" w:hAnsi="Times New Roman" w:cs="Times New Roman"/>
-          <w:sz w:val="24"/>
-          <w:szCs w:val="24"/>
-          <w:lang w:eastAsia="es-EC"/>
-        </w:rPr>
-      </w:pPr>
-      <w:r>
-        <w:rPr>
-          <w:rFonts w:ascii="Times New Roman" w:eastAsia="Times New Roman" w:hAnsi="Times New Roman" w:cs="Times New Roman"/>
-          <w:sz w:val="24"/>
-          <w:szCs w:val="24"/>
-          <w:lang w:eastAsia="es-EC"/>
-        </w:rPr>
-        <w:t xml:space="preserve">Para asegurar la elección del cliente, aplicamos una estrategia combinada de transparencia y calidad. Esto se logra de la siguiente manera: </w:t>
-      </w:r>
-    </w:p>
-    <w:p>
-      <w:pPr>
+          <w:sz w:val="24"/>
+          <w:szCs w:val="24"/>
+          <w:lang w:eastAsia="es-EC"/>
+        </w:rPr>
+        <w:t>A diferencia de soluciones genéricas, EVENTUAL ofrece:</w:t>
+      </w:r>
+    </w:p>
+    <w:p>
+      <w:pPr>
+        <w:pStyle w:val="Prrafodelista"/>
         <w:numPr>
           <w:ilvl w:val="0"/>
-          <w:numId w:val="5"/>
+          <w:numId w:val="8"/>
         </w:numPr>
         <w:spacing w:before="100" w:beforeAutospacing="1" w:after="100" w:afterAutospacing="1" w:line="240" w:lineRule="auto"/>
         <w:rPr>
@@ -603,29 +1066,19 @@
       <w:r>
         <w:rPr>
           <w:rFonts w:ascii="Times New Roman" w:eastAsia="Times New Roman" w:hAnsi="Times New Roman" w:cs="Times New Roman"/>
-          <w:b/>
-          <w:bCs/>
-          <w:sz w:val="24"/>
-          <w:szCs w:val="24"/>
-          <w:lang w:eastAsia="es-EC"/>
-        </w:rPr>
-        <w:t>Comunicación Transparente:</w:t>
-      </w:r>
-      <w:r>
-        <w:rPr>
-          <w:rFonts w:ascii="Times New Roman" w:eastAsia="Times New Roman" w:hAnsi="Times New Roman" w:cs="Times New Roman"/>
-          <w:sz w:val="24"/>
-          <w:szCs w:val="24"/>
-          <w:lang w:eastAsia="es-EC"/>
-        </w:rPr>
-        <w:t xml:space="preserve"> Comunicaremos cualquier actualización de forma clara y sencilla, manteniendo a los socios siempre informados sobre eventos, aportes y gastos. </w:t>
-      </w:r>
-    </w:p>
-    <w:p>
-      <w:pPr>
+          <w:sz w:val="24"/>
+          <w:szCs w:val="24"/>
+          <w:lang w:eastAsia="es-EC"/>
+        </w:rPr>
+        <w:t>Gestión integral del ciclo de vida de los eventos, desde la propuesta hasta su ejecución y generación de reportes.</w:t>
+      </w:r>
+    </w:p>
+    <w:p>
+      <w:pPr>
+        <w:pStyle w:val="Prrafodelista"/>
         <w:numPr>
           <w:ilvl w:val="0"/>
-          <w:numId w:val="5"/>
+          <w:numId w:val="8"/>
         </w:numPr>
         <w:spacing w:before="100" w:beforeAutospacing="1" w:after="100" w:afterAutospacing="1" w:line="240" w:lineRule="auto"/>
         <w:rPr>
@@ -638,29 +1091,19 @@
       <w:r>
         <w:rPr>
           <w:rFonts w:ascii="Times New Roman" w:eastAsia="Times New Roman" w:hAnsi="Times New Roman" w:cs="Times New Roman"/>
-          <w:b/>
-          <w:bCs/>
-          <w:sz w:val="24"/>
-          <w:szCs w:val="24"/>
-          <w:lang w:eastAsia="es-EC"/>
-        </w:rPr>
-        <w:t>Servicio Centrado en el Cliente:</w:t>
-      </w:r>
-      <w:r>
-        <w:rPr>
-          <w:rFonts w:ascii="Times New Roman" w:eastAsia="Times New Roman" w:hAnsi="Times New Roman" w:cs="Times New Roman"/>
-          <w:sz w:val="24"/>
-          <w:szCs w:val="24"/>
-          <w:lang w:eastAsia="es-EC"/>
-        </w:rPr>
-        <w:t xml:space="preserve"> Pondremos al cliente en el centro de cada decisión; escucharemos activamente sus necesidades (permitiéndoles proponer eventos) y ajustaremos el servicio para satisfacerlas. </w:t>
-      </w:r>
-    </w:p>
-    <w:p>
-      <w:pPr>
+          <w:sz w:val="24"/>
+          <w:szCs w:val="24"/>
+          <w:lang w:eastAsia="es-EC"/>
+        </w:rPr>
+        <w:t>Transparencia en el manejo de aportes económicos y gastos, fortaleciendo la confianza de los socios.</w:t>
+      </w:r>
+    </w:p>
+    <w:p>
+      <w:pPr>
+        <w:pStyle w:val="Prrafodelista"/>
         <w:numPr>
           <w:ilvl w:val="0"/>
-          <w:numId w:val="5"/>
+          <w:numId w:val="8"/>
         </w:numPr>
         <w:spacing w:before="100" w:beforeAutospacing="1" w:after="100" w:afterAutospacing="1" w:line="240" w:lineRule="auto"/>
         <w:rPr>
@@ -673,95 +1116,1097 @@
       <w:r>
         <w:rPr>
           <w:rFonts w:ascii="Times New Roman" w:eastAsia="Times New Roman" w:hAnsi="Times New Roman" w:cs="Times New Roman"/>
-          <w:b/>
-          <w:bCs/>
-          <w:sz w:val="24"/>
-          <w:szCs w:val="24"/>
-          <w:lang w:eastAsia="es-EC"/>
-        </w:rPr>
-        <w:t>Cumplimiento y Proactividad:</w:t>
-      </w:r>
-      <w:r>
-        <w:rPr>
-          <w:rFonts w:ascii="Times New Roman" w:eastAsia="Times New Roman" w:hAnsi="Times New Roman" w:cs="Times New Roman"/>
-          <w:sz w:val="24"/>
-          <w:szCs w:val="24"/>
-          <w:lang w:eastAsia="es-EC"/>
-        </w:rPr>
-        <w:t xml:space="preserve"> En la gestión del servicio, cumpliremos siempre con nuestros compromisos y seremos proactivos, logrando que el cliente perciba que estamos completamente enfocados en resolver sus problemas y mejorar continuamente su experiencia. </w:t>
-      </w:r>
-    </w:p>
-    <w:p>
-      <w:pPr>
+          <w:sz w:val="24"/>
+          <w:szCs w:val="24"/>
+          <w:lang w:eastAsia="es-EC"/>
+        </w:rPr>
+        <w:t>Acceso rápido a la información mediante calendarios, confirmación de asistencia y difusión de eventos en un solo sistema.</w:t>
+      </w:r>
+    </w:p>
+    <w:p>
+      <w:pPr>
+        <w:pStyle w:val="Prrafodelista"/>
+        <w:numPr>
+          <w:ilvl w:val="0"/>
+          <w:numId w:val="8"/>
+        </w:numPr>
         <w:spacing w:before="100" w:beforeAutospacing="1" w:after="100" w:afterAutospacing="1" w:line="240" w:lineRule="auto"/>
-        <w:ind w:left="360"/>
-        <w:jc w:val="center"/>
-        <w:rPr>
-          <w:rFonts w:ascii="Times New Roman" w:eastAsia="Times New Roman" w:hAnsi="Times New Roman" w:cs="Times New Roman"/>
-          <w:sz w:val="24"/>
-          <w:szCs w:val="24"/>
-          <w:u w:val="single"/>
-          <w:lang w:eastAsia="es-EC"/>
-        </w:rPr>
-      </w:pPr>
-      <w:r>
-        <w:rPr>
-          <w:noProof/>
-          <w:lang w:eastAsia="es-EC"/>
-        </w:rPr>
-        <w:drawing>
-          <wp:inline distT="0" distB="0" distL="0" distR="0" wp14:anchorId="465E5A59" wp14:editId="5FB1B570">
-            <wp:extent cx="2571750" cy="1520713"/>
-            <wp:effectExtent l="0" t="0" r="0" b="3810"/>
-            <wp:docPr id="2" name="Imagen 2" descr="Nuestra estrategia está centrada en el cliente? - Asociación DEC"/>
-            <wp:cNvGraphicFramePr>
-              <a:graphicFrameLocks xmlns:a="http://schemas.openxmlformats.org/drawingml/2006/main" noChangeAspect="1"/>
-            </wp:cNvGraphicFramePr>
-            <a:graphic xmlns:a="http://schemas.openxmlformats.org/drawingml/2006/main">
-              <a:graphicData uri="http://schemas.openxmlformats.org/drawingml/2006/picture">
-                <pic:pic xmlns:pic="http://schemas.openxmlformats.org/drawingml/2006/picture">
-                  <pic:nvPicPr>
-                    <pic:cNvPr id="0" name="Picture 1" descr="Nuestra estrategia está centrada en el cliente? - Asociación DEC"/>
-                    <pic:cNvPicPr>
-                      <a:picLocks noChangeAspect="1" noChangeArrowheads="1"/>
-                    </pic:cNvPicPr>
-                  </pic:nvPicPr>
-                  <pic:blipFill>
-                    <a:blip r:embed="rId7" cstate="print">
-                      <a:extLst>
-                        <a:ext uri="{28A0092B-C50C-407E-A947-70E740481C1C}">
-                          <a14:useLocalDpi xmlns:a14="http://schemas.microsoft.com/office/drawing/2010/main" val="0"/>
-                        </a:ext>
-                      </a:extLst>
-                    </a:blip>
-                    <a:srcRect/>
-                    <a:stretch>
-                      <a:fillRect/>
-                    </a:stretch>
-                  </pic:blipFill>
-                  <pic:spPr bwMode="auto">
-                    <a:xfrm>
-                      <a:off x="0" y="0"/>
-                      <a:ext cx="2606647" cy="1541348"/>
-                    </a:xfrm>
-                    <a:prstGeom prst="rect">
-                      <a:avLst/>
-                    </a:prstGeom>
-                    <a:noFill/>
-                    <a:ln>
-                      <a:noFill/>
-                    </a:ln>
-                  </pic:spPr>
-                </pic:pic>
-              </a:graphicData>
-            </a:graphic>
-          </wp:inline>
-        </w:drawing>
-      </w:r>
+        <w:rPr>
+          <w:rFonts w:ascii="Times New Roman" w:eastAsia="Times New Roman" w:hAnsi="Times New Roman" w:cs="Times New Roman"/>
+          <w:sz w:val="24"/>
+          <w:szCs w:val="24"/>
+          <w:lang w:eastAsia="es-EC"/>
+        </w:rPr>
+      </w:pPr>
+      <w:r>
+        <w:rPr>
+          <w:rFonts w:ascii="Times New Roman" w:eastAsia="Times New Roman" w:hAnsi="Times New Roman" w:cs="Times New Roman"/>
+          <w:sz w:val="24"/>
+          <w:szCs w:val="24"/>
+          <w:lang w:eastAsia="es-EC"/>
+        </w:rPr>
+        <w:t>Interfaz sencilla, intuitiva y accesible para usuarios de todas las edades, especialmente adultos mayores, utilizando botones grandes, buena legibilidad y navegación simple.</w:t>
+      </w:r>
+    </w:p>
+    <w:p>
+      <w:pPr>
+        <w:pStyle w:val="Prrafodelista"/>
+        <w:numPr>
+          <w:ilvl w:val="0"/>
+          <w:numId w:val="8"/>
+        </w:numPr>
+        <w:spacing w:before="100" w:beforeAutospacing="1" w:after="100" w:afterAutospacing="1" w:line="240" w:lineRule="auto"/>
+        <w:rPr>
+          <w:rFonts w:ascii="Times New Roman" w:eastAsia="Times New Roman" w:hAnsi="Times New Roman" w:cs="Times New Roman"/>
+          <w:sz w:val="24"/>
+          <w:szCs w:val="24"/>
+          <w:lang w:eastAsia="es-EC"/>
+        </w:rPr>
+      </w:pPr>
+      <w:r>
+        <w:rPr>
+          <w:rFonts w:ascii="Times New Roman" w:eastAsia="Times New Roman" w:hAnsi="Times New Roman" w:cs="Times New Roman"/>
+          <w:sz w:val="24"/>
+          <w:szCs w:val="24"/>
+          <w:lang w:eastAsia="es-EC"/>
+        </w:rPr>
+        <w:t>Centralización de la información, evitando registros dispersos en documentos físicos o aplicaciones independientes.</w:t>
+      </w:r>
+    </w:p>
+    <w:p>
+      <w:pPr>
+        <w:pStyle w:val="Prrafodelista"/>
+        <w:numPr>
+          <w:ilvl w:val="0"/>
+          <w:numId w:val="8"/>
+        </w:numPr>
+        <w:spacing w:before="100" w:beforeAutospacing="1" w:after="100" w:afterAutospacing="1" w:line="240" w:lineRule="auto"/>
+        <w:rPr>
+          <w:rFonts w:ascii="Times New Roman" w:eastAsia="Times New Roman" w:hAnsi="Times New Roman" w:cs="Times New Roman"/>
+          <w:sz w:val="24"/>
+          <w:szCs w:val="24"/>
+          <w:lang w:eastAsia="es-EC"/>
+        </w:rPr>
+      </w:pPr>
+      <w:r>
+        <w:rPr>
+          <w:rFonts w:ascii="Times New Roman" w:eastAsia="Times New Roman" w:hAnsi="Times New Roman" w:cs="Times New Roman"/>
+          <w:sz w:val="24"/>
+          <w:szCs w:val="24"/>
+          <w:lang w:eastAsia="es-EC"/>
+        </w:rPr>
+        <w:t>Apoyo a la toma de decisiones mediante reportes financieros y administrativos actualizados</w:t>
+      </w:r>
+      <w:r>
+        <w:rPr>
+          <w:rFonts w:ascii="Times New Roman" w:eastAsia="Times New Roman" w:hAnsi="Times New Roman" w:cs="Times New Roman"/>
+          <w:sz w:val="24"/>
+          <w:szCs w:val="24"/>
+          <w:lang w:eastAsia="es-EC"/>
+        </w:rPr>
+        <w:t>.</w:t>
+      </w:r>
+    </w:p>
+    <w:p>
+      <w:pPr>
+        <w:spacing w:before="100" w:beforeAutospacing="1" w:after="100" w:afterAutospacing="1" w:line="240" w:lineRule="auto"/>
+        <w:rPr>
+          <w:rFonts w:ascii="Times New Roman" w:eastAsia="Times New Roman" w:hAnsi="Times New Roman" w:cs="Times New Roman"/>
+          <w:sz w:val="24"/>
+          <w:szCs w:val="24"/>
+          <w:lang w:eastAsia="es-EC"/>
+        </w:rPr>
+      </w:pPr>
+      <w:r>
+        <w:rPr>
+          <w:rFonts w:ascii="Times New Roman" w:eastAsia="Times New Roman" w:hAnsi="Times New Roman" w:cs="Times New Roman"/>
+          <w:sz w:val="24"/>
+          <w:szCs w:val="24"/>
+          <w:lang w:eastAsia="es-EC"/>
+        </w:rPr>
+        <w:t>De esta manera, el club mejora su organización, reduce errores administrativos y brinda un servicio más eficiente a sus socios.</w:t>
+      </w:r>
+    </w:p>
+    <w:p>
+      <w:pPr>
+        <w:spacing w:before="100" w:beforeAutospacing="1" w:after="100" w:afterAutospacing="1" w:line="240" w:lineRule="auto"/>
+        <w:rPr>
+          <w:rFonts w:ascii="Times New Roman" w:eastAsia="Times New Roman" w:hAnsi="Times New Roman" w:cs="Times New Roman"/>
+          <w:b/>
+          <w:bCs/>
+          <w:sz w:val="24"/>
+          <w:szCs w:val="24"/>
+          <w:lang w:eastAsia="es-EC"/>
+        </w:rPr>
+      </w:pPr>
+    </w:p>
+    <w:p>
+      <w:pPr>
+        <w:spacing w:before="100" w:beforeAutospacing="1" w:after="100" w:afterAutospacing="1" w:line="240" w:lineRule="auto"/>
+        <w:rPr>
+          <w:rFonts w:ascii="Times New Roman" w:eastAsia="Times New Roman" w:hAnsi="Times New Roman" w:cs="Times New Roman"/>
+          <w:sz w:val="24"/>
+          <w:szCs w:val="24"/>
+          <w:lang w:eastAsia="es-EC"/>
+        </w:rPr>
+      </w:pPr>
+      <w:r>
+        <w:rPr>
+          <w:rFonts w:ascii="Times New Roman" w:eastAsia="Times New Roman" w:hAnsi="Times New Roman" w:cs="Times New Roman"/>
+          <w:b/>
+          <w:bCs/>
+          <w:sz w:val="24"/>
+          <w:szCs w:val="24"/>
+          <w:lang w:eastAsia="es-EC"/>
+        </w:rPr>
+        <w:t>¿Qué hago para que el cliente me elija?</w:t>
+      </w:r>
+      <w:r>
+        <w:rPr>
+          <w:rFonts w:ascii="Times New Roman" w:eastAsia="Times New Roman" w:hAnsi="Times New Roman" w:cs="Times New Roman"/>
+          <w:sz w:val="24"/>
+          <w:szCs w:val="24"/>
+          <w:lang w:eastAsia="es-EC"/>
+        </w:rPr>
+        <w:t xml:space="preserve"> </w:t>
+      </w:r>
+    </w:p>
+    <w:p>
+      <w:pPr>
+        <w:spacing w:before="100" w:beforeAutospacing="1" w:after="100" w:afterAutospacing="1" w:line="240" w:lineRule="auto"/>
+        <w:rPr>
+          <w:rFonts w:ascii="Times New Roman" w:eastAsia="Times New Roman" w:hAnsi="Times New Roman" w:cs="Times New Roman"/>
+          <w:sz w:val="24"/>
+          <w:szCs w:val="24"/>
+          <w:lang w:eastAsia="es-EC"/>
+        </w:rPr>
+      </w:pPr>
+      <w:r>
+        <w:rPr>
+          <w:rFonts w:ascii="Times New Roman" w:eastAsia="Times New Roman" w:hAnsi="Times New Roman" w:cs="Times New Roman"/>
+          <w:sz w:val="24"/>
+          <w:szCs w:val="24"/>
+          <w:lang w:eastAsia="es-EC"/>
+        </w:rPr>
+        <w:t>Para que el Club de Suboficiales Retirados elija EVENTUAL, el proyecto adopta principios tanto de Gestión del Cambio como de Gestión del Servicio, garantizando una implementación exitosa y un servicio de calidad.</w:t>
+      </w:r>
+    </w:p>
+    <w:p>
+      <w:pPr>
+        <w:spacing w:before="100" w:beforeAutospacing="1" w:after="100" w:afterAutospacing="1" w:line="240" w:lineRule="auto"/>
+        <w:rPr>
+          <w:rFonts w:ascii="Times New Roman" w:eastAsia="Times New Roman" w:hAnsi="Times New Roman" w:cs="Times New Roman"/>
+          <w:b/>
+          <w:bCs/>
+          <w:sz w:val="24"/>
+          <w:szCs w:val="24"/>
+          <w:lang w:eastAsia="es-EC"/>
+        </w:rPr>
+      </w:pPr>
+      <w:r>
+        <w:rPr>
+          <w:rFonts w:ascii="Times New Roman" w:eastAsia="Times New Roman" w:hAnsi="Times New Roman" w:cs="Times New Roman"/>
+          <w:b/>
+          <w:bCs/>
+          <w:sz w:val="24"/>
+          <w:szCs w:val="24"/>
+          <w:lang w:eastAsia="es-EC"/>
+        </w:rPr>
+        <w:t>Principios para la Gestión del Cambio</w:t>
+      </w:r>
+    </w:p>
+    <w:p>
+      <w:pPr>
+        <w:pStyle w:val="Prrafodelista"/>
+        <w:numPr>
+          <w:ilvl w:val="0"/>
+          <w:numId w:val="9"/>
+        </w:numPr>
+        <w:spacing w:before="240" w:line="240" w:lineRule="auto"/>
+        <w:rPr>
+          <w:rFonts w:ascii="Times New Roman" w:eastAsia="Times New Roman" w:hAnsi="Times New Roman" w:cs="Times New Roman"/>
+          <w:b/>
+          <w:bCs/>
+          <w:sz w:val="24"/>
+          <w:szCs w:val="24"/>
+          <w:lang w:eastAsia="es-EC"/>
+        </w:rPr>
+      </w:pPr>
+      <w:r>
+        <w:rPr>
+          <w:rFonts w:ascii="Times New Roman" w:eastAsia="Times New Roman" w:hAnsi="Times New Roman" w:cs="Times New Roman"/>
+          <w:b/>
+          <w:bCs/>
+          <w:sz w:val="24"/>
+          <w:szCs w:val="24"/>
+          <w:lang w:eastAsia="es-EC"/>
+        </w:rPr>
+        <w:t>Centrado en el usuario</w:t>
+      </w:r>
+    </w:p>
+    <w:p>
+      <w:pPr>
+        <w:pStyle w:val="Prrafodelista"/>
+        <w:spacing w:before="240" w:line="240" w:lineRule="auto"/>
+        <w:rPr>
+          <w:rFonts w:ascii="Times New Roman" w:eastAsia="Times New Roman" w:hAnsi="Times New Roman" w:cs="Times New Roman"/>
+          <w:sz w:val="24"/>
+          <w:szCs w:val="24"/>
+          <w:lang w:eastAsia="es-EC"/>
+        </w:rPr>
+      </w:pPr>
+      <w:r>
+        <w:rPr>
+          <w:rFonts w:ascii="Times New Roman" w:eastAsia="Times New Roman" w:hAnsi="Times New Roman" w:cs="Times New Roman"/>
+          <w:sz w:val="24"/>
+          <w:szCs w:val="24"/>
+          <w:lang w:eastAsia="es-EC"/>
+        </w:rPr>
+        <w:t>El sistema se desarrolla considerando las necesidades reales de directivos, tesorería, secretaría y socios, facilitando su utilización y reduciendo la resistencia al cambio.</w:t>
+      </w:r>
+    </w:p>
+    <w:p>
+      <w:pPr>
+        <w:pStyle w:val="Prrafodelista"/>
+        <w:spacing w:before="240" w:line="240" w:lineRule="auto"/>
+        <w:rPr>
+          <w:rFonts w:ascii="Times New Roman" w:eastAsia="Times New Roman" w:hAnsi="Times New Roman" w:cs="Times New Roman"/>
+          <w:sz w:val="24"/>
+          <w:szCs w:val="24"/>
+          <w:lang w:eastAsia="es-EC"/>
+        </w:rPr>
+      </w:pPr>
+    </w:p>
+    <w:p>
+      <w:pPr>
+        <w:pStyle w:val="Prrafodelista"/>
+        <w:numPr>
+          <w:ilvl w:val="0"/>
+          <w:numId w:val="9"/>
+        </w:numPr>
+        <w:spacing w:before="240" w:line="240" w:lineRule="auto"/>
+        <w:rPr>
+          <w:rFonts w:ascii="Times New Roman" w:eastAsia="Times New Roman" w:hAnsi="Times New Roman" w:cs="Times New Roman"/>
+          <w:b/>
+          <w:bCs/>
+          <w:sz w:val="24"/>
+          <w:szCs w:val="24"/>
+          <w:lang w:eastAsia="es-EC"/>
+        </w:rPr>
+      </w:pPr>
+      <w:r>
+        <w:rPr>
+          <w:rFonts w:ascii="Times New Roman" w:eastAsia="Times New Roman" w:hAnsi="Times New Roman" w:cs="Times New Roman"/>
+          <w:b/>
+          <w:bCs/>
+          <w:sz w:val="24"/>
+          <w:szCs w:val="24"/>
+          <w:lang w:eastAsia="es-EC"/>
+        </w:rPr>
+        <w:t>Transparencia y comunicación clara</w:t>
+      </w:r>
+    </w:p>
+    <w:p>
+      <w:pPr>
+        <w:pStyle w:val="Prrafodelista"/>
+        <w:spacing w:before="240" w:line="240" w:lineRule="auto"/>
+        <w:rPr>
+          <w:rFonts w:ascii="Times New Roman" w:eastAsia="Times New Roman" w:hAnsi="Times New Roman" w:cs="Times New Roman"/>
+          <w:sz w:val="24"/>
+          <w:szCs w:val="24"/>
+          <w:lang w:eastAsia="es-EC"/>
+        </w:rPr>
+      </w:pPr>
+      <w:r>
+        <w:rPr>
+          <w:rFonts w:ascii="Times New Roman" w:eastAsia="Times New Roman" w:hAnsi="Times New Roman" w:cs="Times New Roman"/>
+          <w:sz w:val="24"/>
+          <w:szCs w:val="24"/>
+          <w:lang w:eastAsia="es-EC"/>
+        </w:rPr>
+        <w:t>Toda la información relacionada con eventos, aportes, gastos, proveedores y actividades estará disponible de forma clara y organizada, promoviendo confianza entre los socios.</w:t>
+      </w:r>
+    </w:p>
+    <w:p>
+      <w:pPr>
+        <w:pStyle w:val="Prrafodelista"/>
+        <w:spacing w:before="240" w:line="240" w:lineRule="auto"/>
+        <w:rPr>
+          <w:rFonts w:ascii="Times New Roman" w:eastAsia="Times New Roman" w:hAnsi="Times New Roman" w:cs="Times New Roman"/>
+          <w:sz w:val="24"/>
+          <w:szCs w:val="24"/>
+          <w:lang w:eastAsia="es-EC"/>
+        </w:rPr>
+      </w:pPr>
+    </w:p>
+    <w:p>
+      <w:pPr>
+        <w:pStyle w:val="Prrafodelista"/>
+        <w:numPr>
+          <w:ilvl w:val="0"/>
+          <w:numId w:val="9"/>
+        </w:numPr>
+        <w:spacing w:before="240" w:line="240" w:lineRule="auto"/>
+        <w:rPr>
+          <w:rFonts w:ascii="Times New Roman" w:eastAsia="Times New Roman" w:hAnsi="Times New Roman" w:cs="Times New Roman"/>
+          <w:b/>
+          <w:bCs/>
+          <w:sz w:val="24"/>
+          <w:szCs w:val="24"/>
+          <w:lang w:eastAsia="es-EC"/>
+        </w:rPr>
+      </w:pPr>
+      <w:r>
+        <w:rPr>
+          <w:rFonts w:ascii="Times New Roman" w:eastAsia="Times New Roman" w:hAnsi="Times New Roman" w:cs="Times New Roman"/>
+          <w:b/>
+          <w:bCs/>
+          <w:sz w:val="24"/>
+          <w:szCs w:val="24"/>
+          <w:lang w:eastAsia="es-EC"/>
+        </w:rPr>
+        <w:t>Adopción progresiva</w:t>
+      </w:r>
+    </w:p>
+    <w:p>
+      <w:pPr>
+        <w:pStyle w:val="Prrafodelista"/>
+        <w:spacing w:before="240" w:line="240" w:lineRule="auto"/>
+        <w:rPr>
+          <w:rFonts w:ascii="Times New Roman" w:eastAsia="Times New Roman" w:hAnsi="Times New Roman" w:cs="Times New Roman"/>
+          <w:sz w:val="24"/>
+          <w:szCs w:val="24"/>
+          <w:lang w:eastAsia="es-EC"/>
+        </w:rPr>
+      </w:pPr>
+      <w:r>
+        <w:rPr>
+          <w:rFonts w:ascii="Times New Roman" w:eastAsia="Times New Roman" w:hAnsi="Times New Roman" w:cs="Times New Roman"/>
+          <w:sz w:val="24"/>
+          <w:szCs w:val="24"/>
+          <w:lang w:eastAsia="es-EC"/>
+        </w:rPr>
+        <w:t>La implementación del sistema se realizará por etapas, permitiendo que los usuarios se familiaricen gradualmente con cada módulo antes de incorporar nuevas funcionalidades.</w:t>
+      </w:r>
+    </w:p>
+    <w:p>
+      <w:pPr>
+        <w:pStyle w:val="Prrafodelista"/>
+        <w:spacing w:before="240" w:line="240" w:lineRule="auto"/>
+        <w:rPr>
+          <w:rFonts w:ascii="Times New Roman" w:eastAsia="Times New Roman" w:hAnsi="Times New Roman" w:cs="Times New Roman"/>
+          <w:sz w:val="24"/>
+          <w:szCs w:val="24"/>
+          <w:lang w:eastAsia="es-EC"/>
+        </w:rPr>
+      </w:pPr>
+    </w:p>
+    <w:p>
+      <w:pPr>
+        <w:pStyle w:val="Prrafodelista"/>
+        <w:numPr>
+          <w:ilvl w:val="0"/>
+          <w:numId w:val="9"/>
+        </w:numPr>
+        <w:spacing w:before="240" w:line="240" w:lineRule="auto"/>
+        <w:rPr>
+          <w:rFonts w:ascii="Times New Roman" w:eastAsia="Times New Roman" w:hAnsi="Times New Roman" w:cs="Times New Roman"/>
+          <w:b/>
+          <w:bCs/>
+          <w:sz w:val="24"/>
+          <w:szCs w:val="24"/>
+          <w:lang w:eastAsia="es-EC"/>
+        </w:rPr>
+      </w:pPr>
+      <w:r>
+        <w:rPr>
+          <w:rFonts w:ascii="Times New Roman" w:eastAsia="Times New Roman" w:hAnsi="Times New Roman" w:cs="Times New Roman"/>
+          <w:b/>
+          <w:bCs/>
+          <w:sz w:val="24"/>
+          <w:szCs w:val="24"/>
+          <w:lang w:eastAsia="es-EC"/>
+        </w:rPr>
+        <w:t>Capacitación y acompañamiento</w:t>
+      </w:r>
+    </w:p>
+    <w:p>
+      <w:pPr>
+        <w:pStyle w:val="Prrafodelista"/>
+        <w:spacing w:before="240" w:line="240" w:lineRule="auto"/>
+        <w:rPr>
+          <w:rFonts w:ascii="Times New Roman" w:eastAsia="Times New Roman" w:hAnsi="Times New Roman" w:cs="Times New Roman"/>
+          <w:sz w:val="24"/>
+          <w:szCs w:val="24"/>
+          <w:lang w:eastAsia="es-EC"/>
+        </w:rPr>
+      </w:pPr>
+      <w:r>
+        <w:rPr>
+          <w:rFonts w:ascii="Times New Roman" w:eastAsia="Times New Roman" w:hAnsi="Times New Roman" w:cs="Times New Roman"/>
+          <w:sz w:val="24"/>
+          <w:szCs w:val="24"/>
+          <w:lang w:eastAsia="es-EC"/>
+        </w:rPr>
+        <w:t>Se proporcionará capacitación a los responsables de cada área para asegurar un uso correcto del sistema y aprovechar todas sus funcionalidades.</w:t>
+      </w:r>
+    </w:p>
+    <w:p>
+      <w:pPr>
+        <w:pStyle w:val="Prrafodelista"/>
+        <w:spacing w:before="240" w:line="240" w:lineRule="auto"/>
+        <w:rPr>
+          <w:rFonts w:ascii="Times New Roman" w:eastAsia="Times New Roman" w:hAnsi="Times New Roman" w:cs="Times New Roman"/>
+          <w:sz w:val="24"/>
+          <w:szCs w:val="24"/>
+          <w:lang w:eastAsia="es-EC"/>
+        </w:rPr>
+      </w:pPr>
+    </w:p>
+    <w:p>
+      <w:pPr>
+        <w:pStyle w:val="Prrafodelista"/>
+        <w:numPr>
+          <w:ilvl w:val="0"/>
+          <w:numId w:val="9"/>
+        </w:numPr>
+        <w:spacing w:before="240" w:line="240" w:lineRule="auto"/>
+        <w:rPr>
+          <w:rFonts w:ascii="Times New Roman" w:eastAsia="Times New Roman" w:hAnsi="Times New Roman" w:cs="Times New Roman"/>
+          <w:b/>
+          <w:bCs/>
+          <w:sz w:val="24"/>
+          <w:szCs w:val="24"/>
+          <w:lang w:eastAsia="es-EC"/>
+        </w:rPr>
+      </w:pPr>
+      <w:r>
+        <w:rPr>
+          <w:rFonts w:ascii="Times New Roman" w:eastAsia="Times New Roman" w:hAnsi="Times New Roman" w:cs="Times New Roman"/>
+          <w:b/>
+          <w:bCs/>
+          <w:sz w:val="24"/>
+          <w:szCs w:val="24"/>
+          <w:lang w:eastAsia="es-EC"/>
+        </w:rPr>
+        <w:t>Mejora continua</w:t>
+      </w:r>
+    </w:p>
+    <w:p>
+      <w:pPr>
+        <w:pStyle w:val="Prrafodelista"/>
+        <w:spacing w:before="240" w:line="240" w:lineRule="auto"/>
+        <w:rPr>
+          <w:rFonts w:ascii="Times New Roman" w:eastAsia="Times New Roman" w:hAnsi="Times New Roman" w:cs="Times New Roman"/>
+          <w:sz w:val="24"/>
+          <w:szCs w:val="24"/>
+          <w:lang w:eastAsia="es-EC"/>
+        </w:rPr>
+      </w:pPr>
+      <w:r>
+        <w:rPr>
+          <w:rFonts w:ascii="Times New Roman" w:eastAsia="Times New Roman" w:hAnsi="Times New Roman" w:cs="Times New Roman"/>
+          <w:sz w:val="24"/>
+          <w:szCs w:val="24"/>
+          <w:lang w:eastAsia="es-EC"/>
+        </w:rPr>
+        <w:t>El sistema evolucionará mediante la retroalimentación de los usuarios, incorporando mejoras que respondan a nuevas necesidades del club.</w:t>
+      </w:r>
+    </w:p>
+    <w:p>
+      <w:pPr>
+        <w:pStyle w:val="Prrafodelista"/>
+        <w:spacing w:before="240" w:line="240" w:lineRule="auto"/>
+        <w:rPr>
+          <w:rFonts w:ascii="Times New Roman" w:eastAsia="Times New Roman" w:hAnsi="Times New Roman" w:cs="Times New Roman"/>
+          <w:sz w:val="24"/>
+          <w:szCs w:val="24"/>
+          <w:lang w:eastAsia="es-EC"/>
+        </w:rPr>
+      </w:pPr>
+    </w:p>
+    <w:p>
+      <w:pPr>
+        <w:spacing w:before="240" w:line="240" w:lineRule="auto"/>
+        <w:rPr>
+          <w:rFonts w:ascii="Times New Roman" w:eastAsia="Times New Roman" w:hAnsi="Times New Roman" w:cs="Times New Roman"/>
+          <w:b/>
+          <w:bCs/>
+          <w:sz w:val="24"/>
+          <w:szCs w:val="24"/>
+          <w:lang w:eastAsia="es-EC"/>
+        </w:rPr>
+      </w:pPr>
+      <w:r>
+        <w:rPr>
+          <w:rFonts w:ascii="Times New Roman" w:eastAsia="Times New Roman" w:hAnsi="Times New Roman" w:cs="Times New Roman"/>
+          <w:b/>
+          <w:bCs/>
+          <w:sz w:val="24"/>
+          <w:szCs w:val="24"/>
+          <w:lang w:eastAsia="es-EC"/>
+        </w:rPr>
+        <w:t>Principios para la Gestión o Despliegue del Servicio</w:t>
+      </w:r>
+    </w:p>
+    <w:p>
+      <w:pPr>
+        <w:pStyle w:val="Prrafodelista"/>
+        <w:numPr>
+          <w:ilvl w:val="0"/>
+          <w:numId w:val="9"/>
+        </w:numPr>
+        <w:spacing w:before="240" w:line="240" w:lineRule="auto"/>
+        <w:rPr>
+          <w:rFonts w:ascii="Times New Roman" w:eastAsia="Times New Roman" w:hAnsi="Times New Roman" w:cs="Times New Roman"/>
+          <w:b/>
+          <w:bCs/>
+          <w:sz w:val="24"/>
+          <w:szCs w:val="24"/>
+          <w:lang w:eastAsia="es-EC"/>
+        </w:rPr>
+      </w:pPr>
+      <w:r>
+        <w:rPr>
+          <w:rFonts w:ascii="Times New Roman" w:eastAsia="Times New Roman" w:hAnsi="Times New Roman" w:cs="Times New Roman"/>
+          <w:b/>
+          <w:bCs/>
+          <w:sz w:val="24"/>
+          <w:szCs w:val="24"/>
+          <w:lang w:eastAsia="es-EC"/>
+        </w:rPr>
+        <w:t>Calidad y confiabilidad</w:t>
+      </w:r>
+    </w:p>
+    <w:p>
+      <w:pPr>
+        <w:pStyle w:val="Prrafodelista"/>
+        <w:spacing w:before="240" w:line="240" w:lineRule="auto"/>
+        <w:rPr>
+          <w:rFonts w:ascii="Times New Roman" w:eastAsia="Times New Roman" w:hAnsi="Times New Roman" w:cs="Times New Roman"/>
+          <w:sz w:val="24"/>
+          <w:szCs w:val="24"/>
+          <w:lang w:eastAsia="es-EC"/>
+        </w:rPr>
+      </w:pPr>
+      <w:r>
+        <w:rPr>
+          <w:rFonts w:ascii="Times New Roman" w:eastAsia="Times New Roman" w:hAnsi="Times New Roman" w:cs="Times New Roman"/>
+          <w:sz w:val="24"/>
+          <w:szCs w:val="24"/>
+          <w:lang w:eastAsia="es-EC"/>
+        </w:rPr>
+        <w:t>El sistema garantizará información precisa y actualizada sobre eventos, miembros, proveedores y movimientos financieros.</w:t>
+      </w:r>
+    </w:p>
+    <w:p>
+      <w:pPr>
+        <w:pStyle w:val="Prrafodelista"/>
+        <w:spacing w:before="240" w:line="240" w:lineRule="auto"/>
+        <w:rPr>
+          <w:rFonts w:ascii="Times New Roman" w:eastAsia="Times New Roman" w:hAnsi="Times New Roman" w:cs="Times New Roman"/>
+          <w:sz w:val="24"/>
+          <w:szCs w:val="24"/>
+          <w:lang w:eastAsia="es-EC"/>
+        </w:rPr>
+      </w:pPr>
+    </w:p>
+    <w:p>
+      <w:pPr>
+        <w:pStyle w:val="Prrafodelista"/>
+        <w:numPr>
+          <w:ilvl w:val="0"/>
+          <w:numId w:val="9"/>
+        </w:numPr>
+        <w:spacing w:before="240" w:line="240" w:lineRule="auto"/>
+        <w:rPr>
+          <w:rFonts w:ascii="Times New Roman" w:eastAsia="Times New Roman" w:hAnsi="Times New Roman" w:cs="Times New Roman"/>
+          <w:b/>
+          <w:bCs/>
+          <w:sz w:val="24"/>
+          <w:szCs w:val="24"/>
+          <w:lang w:eastAsia="es-EC"/>
+        </w:rPr>
+      </w:pPr>
+      <w:r>
+        <w:rPr>
+          <w:rFonts w:ascii="Times New Roman" w:eastAsia="Times New Roman" w:hAnsi="Times New Roman" w:cs="Times New Roman"/>
+          <w:b/>
+          <w:bCs/>
+          <w:sz w:val="24"/>
+          <w:szCs w:val="24"/>
+          <w:lang w:eastAsia="es-EC"/>
+        </w:rPr>
+        <w:t>Respuesta rápida</w:t>
+      </w:r>
+    </w:p>
+    <w:p>
+      <w:pPr>
+        <w:pStyle w:val="Prrafodelista"/>
+        <w:spacing w:before="240" w:line="240" w:lineRule="auto"/>
+        <w:rPr>
+          <w:rFonts w:ascii="Times New Roman" w:eastAsia="Times New Roman" w:hAnsi="Times New Roman" w:cs="Times New Roman"/>
+          <w:sz w:val="24"/>
+          <w:szCs w:val="24"/>
+          <w:lang w:eastAsia="es-EC"/>
+        </w:rPr>
+      </w:pPr>
+      <w:r>
+        <w:rPr>
+          <w:rFonts w:ascii="Times New Roman" w:eastAsia="Times New Roman" w:hAnsi="Times New Roman" w:cs="Times New Roman"/>
+          <w:sz w:val="24"/>
+          <w:szCs w:val="24"/>
+          <w:lang w:eastAsia="es-EC"/>
+        </w:rPr>
+        <w:t>Las consultas, registros y reportes podrán realizarse en pocos pasos, reduciendo tiempos administrativos.</w:t>
+      </w:r>
+    </w:p>
+    <w:p>
+      <w:pPr>
+        <w:pStyle w:val="Prrafodelista"/>
+        <w:spacing w:before="240" w:line="240" w:lineRule="auto"/>
+        <w:rPr>
+          <w:rFonts w:ascii="Times New Roman" w:eastAsia="Times New Roman" w:hAnsi="Times New Roman" w:cs="Times New Roman"/>
+          <w:sz w:val="24"/>
+          <w:szCs w:val="24"/>
+          <w:lang w:eastAsia="es-EC"/>
+        </w:rPr>
+      </w:pPr>
+    </w:p>
+    <w:p>
+      <w:pPr>
+        <w:pStyle w:val="Prrafodelista"/>
+        <w:numPr>
+          <w:ilvl w:val="0"/>
+          <w:numId w:val="9"/>
+        </w:numPr>
+        <w:spacing w:before="240" w:line="240" w:lineRule="auto"/>
+        <w:rPr>
+          <w:rFonts w:ascii="Times New Roman" w:eastAsia="Times New Roman" w:hAnsi="Times New Roman" w:cs="Times New Roman"/>
+          <w:b/>
+          <w:bCs/>
+          <w:sz w:val="24"/>
+          <w:szCs w:val="24"/>
+          <w:lang w:eastAsia="es-EC"/>
+        </w:rPr>
+      </w:pPr>
+      <w:r>
+        <w:rPr>
+          <w:rFonts w:ascii="Times New Roman" w:eastAsia="Times New Roman" w:hAnsi="Times New Roman" w:cs="Times New Roman"/>
+          <w:b/>
+          <w:bCs/>
+          <w:sz w:val="24"/>
+          <w:szCs w:val="24"/>
+          <w:lang w:eastAsia="es-EC"/>
+        </w:rPr>
+        <w:t>Servicio centrado en los socios</w:t>
+      </w:r>
+    </w:p>
+    <w:p>
+      <w:pPr>
+        <w:pStyle w:val="Prrafodelista"/>
+        <w:spacing w:before="240" w:line="240" w:lineRule="auto"/>
+        <w:rPr>
+          <w:rFonts w:ascii="Times New Roman" w:eastAsia="Times New Roman" w:hAnsi="Times New Roman" w:cs="Times New Roman"/>
+          <w:sz w:val="24"/>
+          <w:szCs w:val="24"/>
+          <w:lang w:eastAsia="es-EC"/>
+        </w:rPr>
+      </w:pPr>
+      <w:r>
+        <w:rPr>
+          <w:rFonts w:ascii="Times New Roman" w:eastAsia="Times New Roman" w:hAnsi="Times New Roman" w:cs="Times New Roman"/>
+          <w:sz w:val="24"/>
+          <w:szCs w:val="24"/>
+          <w:lang w:eastAsia="es-EC"/>
+        </w:rPr>
+        <w:t>Cada funcionalidad está orientada a mejorar la experiencia de los socios, facilitando la participación en eventos y el acceso a la información.</w:t>
+      </w:r>
+    </w:p>
+    <w:p>
+      <w:pPr>
+        <w:pStyle w:val="Prrafodelista"/>
+        <w:spacing w:before="240" w:line="240" w:lineRule="auto"/>
+        <w:rPr>
+          <w:rFonts w:ascii="Times New Roman" w:eastAsia="Times New Roman" w:hAnsi="Times New Roman" w:cs="Times New Roman"/>
+          <w:sz w:val="24"/>
+          <w:szCs w:val="24"/>
+          <w:lang w:eastAsia="es-EC"/>
+        </w:rPr>
+      </w:pPr>
+    </w:p>
+    <w:p>
+      <w:pPr>
+        <w:pStyle w:val="Prrafodelista"/>
+        <w:numPr>
+          <w:ilvl w:val="0"/>
+          <w:numId w:val="9"/>
+        </w:numPr>
+        <w:spacing w:before="240" w:line="240" w:lineRule="auto"/>
+        <w:rPr>
+          <w:rFonts w:ascii="Times New Roman" w:eastAsia="Times New Roman" w:hAnsi="Times New Roman" w:cs="Times New Roman"/>
+          <w:b/>
+          <w:bCs/>
+          <w:sz w:val="24"/>
+          <w:szCs w:val="24"/>
+          <w:lang w:eastAsia="es-EC"/>
+        </w:rPr>
+      </w:pPr>
+      <w:r>
+        <w:rPr>
+          <w:rFonts w:ascii="Times New Roman" w:eastAsia="Times New Roman" w:hAnsi="Times New Roman" w:cs="Times New Roman"/>
+          <w:b/>
+          <w:bCs/>
+          <w:sz w:val="24"/>
+          <w:szCs w:val="24"/>
+          <w:lang w:eastAsia="es-EC"/>
+        </w:rPr>
+        <w:t>Proactividad</w:t>
+      </w:r>
+    </w:p>
+    <w:p>
+      <w:pPr>
+        <w:pStyle w:val="Prrafodelista"/>
+        <w:spacing w:before="240" w:line="240" w:lineRule="auto"/>
+        <w:rPr>
+          <w:rFonts w:ascii="Times New Roman" w:eastAsia="Times New Roman" w:hAnsi="Times New Roman" w:cs="Times New Roman"/>
+          <w:sz w:val="24"/>
+          <w:szCs w:val="24"/>
+          <w:lang w:eastAsia="es-EC"/>
+        </w:rPr>
+      </w:pPr>
+      <w:r>
+        <w:rPr>
+          <w:rFonts w:ascii="Times New Roman" w:eastAsia="Times New Roman" w:hAnsi="Times New Roman" w:cs="Times New Roman"/>
+          <w:sz w:val="24"/>
+          <w:szCs w:val="24"/>
+          <w:lang w:eastAsia="es-EC"/>
+        </w:rPr>
+        <w:t>El sistema permitirá anticiparse a las necesidades mediante recordatorios, difusión oportuna de eventos y seguimiento de actividades.</w:t>
+      </w:r>
+    </w:p>
+    <w:p>
+      <w:pPr>
+        <w:pStyle w:val="Prrafodelista"/>
+        <w:spacing w:before="240" w:line="240" w:lineRule="auto"/>
+        <w:rPr>
+          <w:rFonts w:ascii="Times New Roman" w:eastAsia="Times New Roman" w:hAnsi="Times New Roman" w:cs="Times New Roman"/>
+          <w:sz w:val="24"/>
+          <w:szCs w:val="24"/>
+          <w:lang w:eastAsia="es-EC"/>
+        </w:rPr>
+      </w:pPr>
+    </w:p>
+    <w:p>
+      <w:pPr>
+        <w:pStyle w:val="Prrafodelista"/>
+        <w:numPr>
+          <w:ilvl w:val="0"/>
+          <w:numId w:val="9"/>
+        </w:numPr>
+        <w:spacing w:before="240" w:line="240" w:lineRule="auto"/>
+        <w:rPr>
+          <w:rFonts w:ascii="Times New Roman" w:eastAsia="Times New Roman" w:hAnsi="Times New Roman" w:cs="Times New Roman"/>
+          <w:b/>
+          <w:bCs/>
+          <w:sz w:val="24"/>
+          <w:szCs w:val="24"/>
+          <w:lang w:eastAsia="es-EC"/>
+        </w:rPr>
+      </w:pPr>
+      <w:r>
+        <w:rPr>
+          <w:rFonts w:ascii="Times New Roman" w:eastAsia="Times New Roman" w:hAnsi="Times New Roman" w:cs="Times New Roman"/>
+          <w:b/>
+          <w:bCs/>
+          <w:sz w:val="24"/>
+          <w:szCs w:val="24"/>
+          <w:lang w:eastAsia="es-EC"/>
+        </w:rPr>
+        <w:t>Soporte y continuidad</w:t>
+      </w:r>
+    </w:p>
+    <w:p>
+      <w:pPr>
+        <w:pStyle w:val="Prrafodelista"/>
+        <w:spacing w:before="240" w:line="240" w:lineRule="auto"/>
+        <w:rPr>
+          <w:rFonts w:ascii="Times New Roman" w:eastAsia="Times New Roman" w:hAnsi="Times New Roman" w:cs="Times New Roman"/>
+          <w:sz w:val="24"/>
+          <w:szCs w:val="24"/>
+          <w:lang w:eastAsia="es-EC"/>
+        </w:rPr>
+      </w:pPr>
+      <w:r>
+        <w:rPr>
+          <w:rFonts w:ascii="Times New Roman" w:eastAsia="Times New Roman" w:hAnsi="Times New Roman" w:cs="Times New Roman"/>
+          <w:sz w:val="24"/>
+          <w:szCs w:val="24"/>
+          <w:lang w:eastAsia="es-EC"/>
+        </w:rPr>
+        <w:t>Se garantiza el funcionamiento estable del sistema y la disponibilidad de asistencia técnica cuando sea requerida.</w:t>
+      </w:r>
+    </w:p>
+    <w:p>
+      <w:pPr>
+        <w:pStyle w:val="Prrafodelista"/>
+        <w:spacing w:before="240" w:line="240" w:lineRule="auto"/>
+        <w:rPr>
+          <w:rFonts w:ascii="Times New Roman" w:eastAsia="Times New Roman" w:hAnsi="Times New Roman" w:cs="Times New Roman"/>
+          <w:sz w:val="24"/>
+          <w:szCs w:val="24"/>
+          <w:lang w:eastAsia="es-EC"/>
+        </w:rPr>
+      </w:pPr>
+    </w:p>
+    <w:p>
+      <w:pPr>
+        <w:pStyle w:val="Prrafodelista"/>
+        <w:numPr>
+          <w:ilvl w:val="0"/>
+          <w:numId w:val="9"/>
+        </w:numPr>
+        <w:spacing w:before="240" w:line="240" w:lineRule="auto"/>
+        <w:rPr>
+          <w:rFonts w:ascii="Times New Roman" w:eastAsia="Times New Roman" w:hAnsi="Times New Roman" w:cs="Times New Roman"/>
+          <w:b/>
+          <w:bCs/>
+          <w:sz w:val="24"/>
+          <w:szCs w:val="24"/>
+          <w:lang w:eastAsia="es-EC"/>
+        </w:rPr>
+      </w:pPr>
+      <w:r>
+        <w:rPr>
+          <w:rFonts w:ascii="Times New Roman" w:eastAsia="Times New Roman" w:hAnsi="Times New Roman" w:cs="Times New Roman"/>
+          <w:b/>
+          <w:bCs/>
+          <w:sz w:val="24"/>
+          <w:szCs w:val="24"/>
+          <w:lang w:eastAsia="es-EC"/>
+        </w:rPr>
+        <w:lastRenderedPageBreak/>
+        <w:t>Trabajo colaborativo</w:t>
+      </w:r>
+    </w:p>
+    <w:p>
+      <w:pPr>
+        <w:pStyle w:val="Prrafodelista"/>
+        <w:spacing w:before="240" w:line="240" w:lineRule="auto"/>
+        <w:rPr>
+          <w:rFonts w:ascii="Times New Roman" w:eastAsia="Times New Roman" w:hAnsi="Times New Roman" w:cs="Times New Roman"/>
+          <w:sz w:val="24"/>
+          <w:szCs w:val="24"/>
+          <w:lang w:eastAsia="es-EC"/>
+        </w:rPr>
+      </w:pPr>
+      <w:r>
+        <w:rPr>
+          <w:rFonts w:ascii="Times New Roman" w:eastAsia="Times New Roman" w:hAnsi="Times New Roman" w:cs="Times New Roman"/>
+          <w:sz w:val="24"/>
+          <w:szCs w:val="24"/>
+          <w:lang w:eastAsia="es-EC"/>
+        </w:rPr>
+        <w:t>Las distintas unidades responsables podrán trabajar sobre la misma información, mejorando la coordinación entre Presidencia, Tesorería, Secretaría y Comité de Socios.</w:t>
+      </w:r>
+    </w:p>
+    <w:p>
+      <w:pPr>
+        <w:pStyle w:val="Prrafodelista"/>
+        <w:spacing w:before="240" w:line="240" w:lineRule="auto"/>
+        <w:rPr>
+          <w:rFonts w:ascii="Times New Roman" w:eastAsia="Times New Roman" w:hAnsi="Times New Roman" w:cs="Times New Roman"/>
+          <w:sz w:val="24"/>
+          <w:szCs w:val="24"/>
+          <w:lang w:eastAsia="es-EC"/>
+        </w:rPr>
+      </w:pPr>
+    </w:p>
+    <w:p>
+      <w:pPr>
+        <w:pStyle w:val="Ttulo1"/>
+        <w:rPr>
+          <w:rFonts w:ascii="Times New Roman" w:eastAsia="Times New Roman" w:hAnsi="Times New Roman" w:cs="Times New Roman"/>
+          <w:b/>
+          <w:bCs/>
+          <w:color w:val="auto"/>
+          <w:sz w:val="24"/>
+          <w:szCs w:val="24"/>
+          <w:lang w:eastAsia="es-EC"/>
+        </w:rPr>
+      </w:pPr>
+      <w:r>
+        <w:rPr>
+          <w:rFonts w:ascii="Times New Roman" w:eastAsia="Times New Roman" w:hAnsi="Times New Roman" w:cs="Times New Roman"/>
+          <w:b/>
+          <w:bCs/>
+          <w:color w:val="auto"/>
+          <w:sz w:val="24"/>
+          <w:szCs w:val="24"/>
+          <w:lang w:eastAsia="es-EC"/>
+        </w:rPr>
+        <w:t>Estrategia combinada para que los clientes te elijan</w:t>
+      </w:r>
+    </w:p>
+    <w:p>
+      <w:pPr>
+        <w:pStyle w:val="NormalWeb"/>
+      </w:pPr>
+      <w:r>
+        <w:t>La estrategia combina principios de gestión del cambio con buenas prácticas en la prestación del servicio para ofrecer una solución confiable, transparente y fácil de utilizar.</w:t>
+      </w:r>
+    </w:p>
+    <w:p>
+      <w:pPr>
+        <w:pStyle w:val="NormalWeb"/>
+      </w:pPr>
+      <w:r>
+        <w:t>Esta estrategia se basa en:</w:t>
+      </w:r>
+    </w:p>
+    <w:p>
+      <w:pPr>
+        <w:numPr>
+          <w:ilvl w:val="0"/>
+          <w:numId w:val="12"/>
+        </w:numPr>
+        <w:spacing w:before="100" w:beforeAutospacing="1" w:after="100" w:afterAutospacing="1" w:line="240" w:lineRule="auto"/>
+        <w:rPr>
+          <w:rFonts w:ascii="Times New Roman" w:eastAsia="Times New Roman" w:hAnsi="Times New Roman" w:cs="Times New Roman"/>
+          <w:sz w:val="24"/>
+          <w:szCs w:val="24"/>
+          <w:lang w:eastAsia="es-EC"/>
+        </w:rPr>
+      </w:pPr>
+      <w:r>
+        <w:rPr>
+          <w:rFonts w:ascii="Times New Roman" w:eastAsia="Times New Roman" w:hAnsi="Times New Roman" w:cs="Times New Roman"/>
+          <w:sz w:val="24"/>
+          <w:szCs w:val="24"/>
+          <w:lang w:eastAsia="es-EC"/>
+        </w:rPr>
+        <w:t xml:space="preserve">Mantener una comunicación clara sobre cada evento, aporte económico, gasto y actividad realizada. </w:t>
+      </w:r>
+    </w:p>
+    <w:p>
+      <w:pPr>
+        <w:numPr>
+          <w:ilvl w:val="0"/>
+          <w:numId w:val="12"/>
+        </w:numPr>
+        <w:spacing w:before="100" w:beforeAutospacing="1" w:after="100" w:afterAutospacing="1" w:line="240" w:lineRule="auto"/>
+        <w:rPr>
+          <w:rFonts w:ascii="Times New Roman" w:eastAsia="Times New Roman" w:hAnsi="Times New Roman" w:cs="Times New Roman"/>
+          <w:sz w:val="24"/>
+          <w:szCs w:val="24"/>
+          <w:lang w:eastAsia="es-EC"/>
+        </w:rPr>
+      </w:pPr>
+      <w:r>
+        <w:rPr>
+          <w:rFonts w:ascii="Times New Roman" w:eastAsia="Times New Roman" w:hAnsi="Times New Roman" w:cs="Times New Roman"/>
+          <w:sz w:val="24"/>
+          <w:szCs w:val="24"/>
+          <w:lang w:eastAsia="es-EC"/>
+        </w:rPr>
+        <w:t xml:space="preserve">Capacitar continuamente al personal administrativo para aprovechar todas las funcionalidades del sistema. </w:t>
+      </w:r>
+    </w:p>
+    <w:p>
+      <w:pPr>
+        <w:numPr>
+          <w:ilvl w:val="0"/>
+          <w:numId w:val="12"/>
+        </w:numPr>
+        <w:spacing w:before="100" w:beforeAutospacing="1" w:after="100" w:afterAutospacing="1" w:line="240" w:lineRule="auto"/>
+        <w:rPr>
+          <w:rFonts w:ascii="Times New Roman" w:eastAsia="Times New Roman" w:hAnsi="Times New Roman" w:cs="Times New Roman"/>
+          <w:sz w:val="24"/>
+          <w:szCs w:val="24"/>
+          <w:lang w:eastAsia="es-EC"/>
+        </w:rPr>
+      </w:pPr>
+      <w:r>
+        <w:rPr>
+          <w:rFonts w:ascii="Times New Roman" w:eastAsia="Times New Roman" w:hAnsi="Times New Roman" w:cs="Times New Roman"/>
+          <w:sz w:val="24"/>
+          <w:szCs w:val="24"/>
+          <w:lang w:eastAsia="es-EC"/>
+        </w:rPr>
+        <w:t xml:space="preserve">Escuchar las sugerencias de los socios para mejorar constantemente la plataforma. </w:t>
+      </w:r>
+    </w:p>
+    <w:p>
+      <w:pPr>
+        <w:numPr>
+          <w:ilvl w:val="0"/>
+          <w:numId w:val="12"/>
+        </w:numPr>
+        <w:spacing w:before="100" w:beforeAutospacing="1" w:after="100" w:afterAutospacing="1" w:line="240" w:lineRule="auto"/>
+        <w:rPr>
+          <w:rFonts w:ascii="Times New Roman" w:eastAsia="Times New Roman" w:hAnsi="Times New Roman" w:cs="Times New Roman"/>
+          <w:sz w:val="24"/>
+          <w:szCs w:val="24"/>
+          <w:lang w:eastAsia="es-EC"/>
+        </w:rPr>
+      </w:pPr>
+      <w:r>
+        <w:rPr>
+          <w:rFonts w:ascii="Times New Roman" w:eastAsia="Times New Roman" w:hAnsi="Times New Roman" w:cs="Times New Roman"/>
+          <w:sz w:val="24"/>
+          <w:szCs w:val="24"/>
+          <w:lang w:eastAsia="es-EC"/>
+        </w:rPr>
+        <w:t xml:space="preserve">Ofrecer una interfaz accesible, sencilla e intuitiva que facilite el uso del sistema por parte de adultos mayores. </w:t>
+      </w:r>
+    </w:p>
+    <w:p>
+      <w:pPr>
+        <w:numPr>
+          <w:ilvl w:val="0"/>
+          <w:numId w:val="12"/>
+        </w:numPr>
+        <w:spacing w:before="100" w:beforeAutospacing="1" w:after="100" w:afterAutospacing="1" w:line="240" w:lineRule="auto"/>
+        <w:rPr>
+          <w:rFonts w:ascii="Times New Roman" w:eastAsia="Times New Roman" w:hAnsi="Times New Roman" w:cs="Times New Roman"/>
+          <w:sz w:val="24"/>
+          <w:szCs w:val="24"/>
+          <w:lang w:eastAsia="es-EC"/>
+        </w:rPr>
+      </w:pPr>
+      <w:r>
+        <w:rPr>
+          <w:rFonts w:ascii="Times New Roman" w:eastAsia="Times New Roman" w:hAnsi="Times New Roman" w:cs="Times New Roman"/>
+          <w:sz w:val="24"/>
+          <w:szCs w:val="24"/>
+          <w:lang w:eastAsia="es-EC"/>
+        </w:rPr>
+        <w:t xml:space="preserve">Optimizar la coordinación entre las diferentes unidades responsables, reduciendo tiempos de gestión y evitando duplicidad de información. </w:t>
+      </w:r>
+    </w:p>
+    <w:p>
+      <w:pPr>
+        <w:pStyle w:val="NormalWeb"/>
+      </w:pPr>
+      <w:r>
+        <w:t>Gracias a esta estrategia, EVENTUAL permite que el Club de Suboficiales Retirados administre sus eventos con mayor eficiencia, fortalezca la confianza de sus socios mediante una gestión transparente y mejore continuamente la calidad de los servicios ofrecidos, convirtiéndose en una herramienta de apoyo para la organización y el crecimiento institucional.</w:t>
+      </w:r>
+    </w:p>
+    <w:p>
+      <w:pPr>
+        <w:pStyle w:val="Prrafodelista"/>
+        <w:spacing w:before="240" w:line="240" w:lineRule="auto"/>
+        <w:rPr>
+          <w:rFonts w:ascii="Times New Roman" w:eastAsia="Times New Roman" w:hAnsi="Times New Roman" w:cs="Times New Roman"/>
+          <w:sz w:val="24"/>
+          <w:szCs w:val="24"/>
+          <w:lang w:eastAsia="es-EC"/>
+        </w:rPr>
+      </w:pPr>
     </w:p>
     <w:p/>
     <w:sectPr>
-      <w:headerReference w:type="default" r:id="rId8"/>
+      <w:headerReference w:type="default" r:id="rId7"/>
       <w:pgSz w:w="11906" w:h="16838"/>
       <w:pgMar w:top="1417" w:right="1701" w:bottom="1417" w:left="1701" w:header="708" w:footer="708" w:gutter="0"/>
       <w:cols w:space="708"/>
@@ -772,7 +2217,7 @@
 </file>
 
 <file path=word/endnotes.xml><?xml version="1.0" encoding="utf-8"?>
-<w:endnotes xmlns:wpc="http://schemas.microsoft.com/office/word/2010/wordprocessingCanvas" xmlns:cx="http://schemas.microsoft.com/office/drawing/2014/chartex" xmlns:cx1="http://schemas.microsoft.com/office/drawing/2015/9/8/chartex" xmlns:cx2="http://schemas.microsoft.com/office/drawing/2015/10/21/chartex" xmlns:cx3="http://schemas.microsoft.com/office/drawing/2016/5/9/chartex" xmlns:cx4="http://schemas.microsoft.com/office/drawing/2016/5/10/chartex" xmlns:cx5="http://schemas.microsoft.com/office/drawing/2016/5/11/chartex" xmlns:cx6="http://schemas.microsoft.com/office/drawing/2016/5/12/chartex" xmlns:cx7="http://schemas.microsoft.com/office/drawing/2016/5/13/chartex" xmlns:cx8="http://schemas.microsoft.com/office/drawing/2016/5/14/chartex" xmlns:mc="http://schemas.openxmlformats.org/markup-compatibility/2006" xmlns:aink="http://schemas.microsoft.com/office/drawing/2016/ink" xmlns:am3d="http://schemas.microsoft.com/office/drawing/2017/model3d" xmlns:o="urn:schemas-microsoft-com:office:office" xmlns:oel="http://schemas.microsoft.com/office/2019/extlst" xmlns:r="http://schemas.openxmlformats.org/officeDocument/2006/relationships" xmlns:m="http://schemas.openxmlformats.org/officeDocument/2006/math" xmlns:v="urn:schemas-microsoft-com:vml" xmlns:wp14="http://schemas.microsoft.com/office/word/2010/wordprocessingDrawing" xmlns:wp="http://schemas.openxmlformats.org/drawingml/2006/wordprocessingDrawing" xmlns:w10="urn:schemas-microsoft-com:office:word" xmlns:w="http://schemas.openxmlformats.org/wordprocessingml/2006/main" xmlns:w14="http://schemas.microsoft.com/office/word/2010/wordml" xmlns:w15="http://schemas.microsoft.com/office/word/2012/wordml" xmlns:w16cex="http://schemas.microsoft.com/office/word/2018/wordml/cex" xmlns:w16cid="http://schemas.microsoft.com/office/word/2016/wordml/cid" xmlns:w16="http://schemas.microsoft.com/office/word/2018/wordml" xmlns:w16sdtdh="http://schemas.microsoft.com/office/word/2020/wordml/sdtdatahash" xmlns:w16se="http://schemas.microsoft.com/office/word/2015/wordml/symex" xmlns:wpg="http://schemas.microsoft.com/office/word/2010/wordprocessingGroup" xmlns:wpi="http://schemas.microsoft.com/office/word/2010/wordprocessingInk" xmlns:wne="http://schemas.microsoft.com/office/word/2006/wordml" xmlns:wps="http://schemas.microsoft.com/office/word/2010/wordprocessingShape" mc:Ignorable="w14 w15 w16se w16cid w16 w16cex w16sdtdh wp14">
+<w:endnotes xmlns:wpc="http://schemas.microsoft.com/office/word/2010/wordprocessingCanvas" xmlns:cx="http://schemas.microsoft.com/office/drawing/2014/chartex" xmlns:cx1="http://schemas.microsoft.com/office/drawing/2015/9/8/chartex" xmlns:cx2="http://schemas.microsoft.com/office/drawing/2015/10/21/chartex" xmlns:cx3="http://schemas.microsoft.com/office/drawing/2016/5/9/chartex" xmlns:cx4="http://schemas.microsoft.com/office/drawing/2016/5/10/chartex" xmlns:cx5="http://schemas.microsoft.com/office/drawing/2016/5/11/chartex" xmlns:cx6="http://schemas.microsoft.com/office/drawing/2016/5/12/chartex" xmlns:cx7="http://schemas.microsoft.com/office/drawing/2016/5/13/chartex" xmlns:cx8="http://schemas.microsoft.com/office/drawing/2016/5/14/chartex" xmlns:mc="http://schemas.openxmlformats.org/markup-compatibility/2006" xmlns:aink="http://schemas.microsoft.com/office/drawing/2016/ink" xmlns:am3d="http://schemas.microsoft.com/office/drawing/2017/model3d" xmlns:o="urn:schemas-microsoft-com:office:office" xmlns:r="http://schemas.openxmlformats.org/officeDocument/2006/relationships" xmlns:m="http://schemas.openxmlformats.org/officeDocument/2006/math" xmlns:v="urn:schemas-microsoft-com:vml" xmlns:wp14="http://schemas.microsoft.com/office/word/2010/wordprocessingDrawing" xmlns:wp="http://schemas.openxmlformats.org/drawingml/2006/wordprocessingDrawing" xmlns:w10="urn:schemas-microsoft-com:office:word" xmlns:w="http://schemas.openxmlformats.org/wordprocessingml/2006/main" xmlns:w14="http://schemas.microsoft.com/office/word/2010/wordml" xmlns:w15="http://schemas.microsoft.com/office/word/2012/wordml" xmlns:w16cex="http://schemas.microsoft.com/office/word/2018/wordml/cex" xmlns:w16cid="http://schemas.microsoft.com/office/word/2016/wordml/cid" xmlns:w16="http://schemas.microsoft.com/office/word/2018/wordml" xmlns:w16sdtdh="http://schemas.microsoft.com/office/word/2020/wordml/sdtdatahash" xmlns:w16se="http://schemas.microsoft.com/office/word/2015/wordml/symex" xmlns:wpg="http://schemas.microsoft.com/office/word/2010/wordprocessingGroup" xmlns:wpi="http://schemas.microsoft.com/office/word/2010/wordprocessingInk" xmlns:wne="http://schemas.microsoft.com/office/word/2006/wordml" xmlns:wps="http://schemas.microsoft.com/office/word/2010/wordprocessingShape" mc:Ignorable="w14 w15 w16se w16cid w16 w16cex w16sdtdh wp14">
   <w:endnote w:type="separator" w:id="-1">
     <w:p>
       <w:pPr>
@@ -797,7 +2242,7 @@
 </file>
 
 <file path=word/footnotes.xml><?xml version="1.0" encoding="utf-8"?>
-<w:footnotes xmlns:wpc="http://schemas.microsoft.com/office/word/2010/wordprocessingCanvas" xmlns:cx="http://schemas.microsoft.com/office/drawing/2014/chartex" xmlns:cx1="http://schemas.microsoft.com/office/drawing/2015/9/8/chartex" xmlns:cx2="http://schemas.microsoft.com/office/drawing/2015/10/21/chartex" xmlns:cx3="http://schemas.microsoft.com/office/drawing/2016/5/9/chartex" xmlns:cx4="http://schemas.microsoft.com/office/drawing/2016/5/10/chartex" xmlns:cx5="http://schemas.microsoft.com/office/drawing/2016/5/11/chartex" xmlns:cx6="http://schemas.microsoft.com/office/drawing/2016/5/12/chartex" xmlns:cx7="http://schemas.microsoft.com/office/drawing/2016/5/13/chartex" xmlns:cx8="http://schemas.microsoft.com/office/drawing/2016/5/14/chartex" xmlns:mc="http://schemas.openxmlformats.org/markup-compatibility/2006" xmlns:aink="http://schemas.microsoft.com/office/drawing/2016/ink" xmlns:am3d="http://schemas.microsoft.com/office/drawing/2017/model3d" xmlns:o="urn:schemas-microsoft-com:office:office" xmlns:oel="http://schemas.microsoft.com/office/2019/extlst" xmlns:r="http://schemas.openxmlformats.org/officeDocument/2006/relationships" xmlns:m="http://schemas.openxmlformats.org/officeDocument/2006/math" xmlns:v="urn:schemas-microsoft-com:vml" xmlns:wp14="http://schemas.microsoft.com/office/word/2010/wordprocessingDrawing" xmlns:wp="http://schemas.openxmlformats.org/drawingml/2006/wordprocessingDrawing" xmlns:w10="urn:schemas-microsoft-com:office:word" xmlns:w="http://schemas.openxmlformats.org/wordprocessingml/2006/main" xmlns:w14="http://schemas.microsoft.com/office/word/2010/wordml" xmlns:w15="http://schemas.microsoft.com/office/word/2012/wordml" xmlns:w16cex="http://schemas.microsoft.com/office/word/2018/wordml/cex" xmlns:w16cid="http://schemas.microsoft.com/office/word/2016/wordml/cid" xmlns:w16="http://schemas.microsoft.com/office/word/2018/wordml" xmlns:w16sdtdh="http://schemas.microsoft.com/office/word/2020/wordml/sdtdatahash" xmlns:w16se="http://schemas.microsoft.com/office/word/2015/wordml/symex" xmlns:wpg="http://schemas.microsoft.com/office/word/2010/wordprocessingGroup" xmlns:wpi="http://schemas.microsoft.com/office/word/2010/wordprocessingInk" xmlns:wne="http://schemas.microsoft.com/office/word/2006/wordml" xmlns:wps="http://schemas.microsoft.com/office/word/2010/wordprocessingShape" mc:Ignorable="w14 w15 w16se w16cid w16 w16cex w16sdtdh wp14">
+<w:footnotes xmlns:wpc="http://schemas.microsoft.com/office/word/2010/wordprocessingCanvas" xmlns:cx="http://schemas.microsoft.com/office/drawing/2014/chartex" xmlns:cx1="http://schemas.microsoft.com/office/drawing/2015/9/8/chartex" xmlns:cx2="http://schemas.microsoft.com/office/drawing/2015/10/21/chartex" xmlns:cx3="http://schemas.microsoft.com/office/drawing/2016/5/9/chartex" xmlns:cx4="http://schemas.microsoft.com/office/drawing/2016/5/10/chartex" xmlns:cx5="http://schemas.microsoft.com/office/drawing/2016/5/11/chartex" xmlns:cx6="http://schemas.microsoft.com/office/drawing/2016/5/12/chartex" xmlns:cx7="http://schemas.microsoft.com/office/drawing/2016/5/13/chartex" xmlns:cx8="http://schemas.microsoft.com/office/drawing/2016/5/14/chartex" xmlns:mc="http://schemas.openxmlformats.org/markup-compatibility/2006" xmlns:aink="http://schemas.microsoft.com/office/drawing/2016/ink" xmlns:am3d="http://schemas.microsoft.com/office/drawing/2017/model3d" xmlns:o="urn:schemas-microsoft-com:office:office" xmlns:r="http://schemas.openxmlformats.org/officeDocument/2006/relationships" xmlns:m="http://schemas.openxmlformats.org/officeDocument/2006/math" xmlns:v="urn:schemas-microsoft-com:vml" xmlns:wp14="http://schemas.microsoft.com/office/word/2010/wordprocessingDrawing" xmlns:wp="http://schemas.openxmlformats.org/drawingml/2006/wordprocessingDrawing" xmlns:w10="urn:schemas-microsoft-com:office:word" xmlns:w="http://schemas.openxmlformats.org/wordprocessingml/2006/main" xmlns:w14="http://schemas.microsoft.com/office/word/2010/wordml" xmlns:w15="http://schemas.microsoft.com/office/word/2012/wordml" xmlns:w16cex="http://schemas.microsoft.com/office/word/2018/wordml/cex" xmlns:w16cid="http://schemas.microsoft.com/office/word/2016/wordml/cid" xmlns:w16="http://schemas.microsoft.com/office/word/2018/wordml" xmlns:w16sdtdh="http://schemas.microsoft.com/office/word/2020/wordml/sdtdatahash" xmlns:w16se="http://schemas.microsoft.com/office/word/2015/wordml/symex" xmlns:wpg="http://schemas.microsoft.com/office/word/2010/wordprocessingGroup" xmlns:wpi="http://schemas.microsoft.com/office/word/2010/wordprocessingInk" xmlns:wne="http://schemas.microsoft.com/office/word/2006/wordml" xmlns:wps="http://schemas.microsoft.com/office/word/2010/wordprocessingShape" mc:Ignorable="w14 w15 w16se w16cid w16 w16cex w16sdtdh wp14">
   <w:footnote w:type="separator" w:id="-1">
     <w:p>
       <w:pPr>
@@ -822,7 +2267,7 @@
 </file>
 
 <file path=word/header1.xml><?xml version="1.0" encoding="utf-8"?>
-<w:hdr xmlns:wpc="http://schemas.microsoft.com/office/word/2010/wordprocessingCanvas" xmlns:cx="http://schemas.microsoft.com/office/drawing/2014/chartex" xmlns:cx1="http://schemas.microsoft.com/office/drawing/2015/9/8/chartex" xmlns:cx2="http://schemas.microsoft.com/office/drawing/2015/10/21/chartex" xmlns:cx3="http://schemas.microsoft.com/office/drawing/2016/5/9/chartex" xmlns:cx4="http://schemas.microsoft.com/office/drawing/2016/5/10/chartex" xmlns:cx5="http://schemas.microsoft.com/office/drawing/2016/5/11/chartex" xmlns:cx6="http://schemas.microsoft.com/office/drawing/2016/5/12/chartex" xmlns:cx7="http://schemas.microsoft.com/office/drawing/2016/5/13/chartex" xmlns:cx8="http://schemas.microsoft.com/office/drawing/2016/5/14/chartex" xmlns:mc="http://schemas.openxmlformats.org/markup-compatibility/2006" xmlns:aink="http://schemas.microsoft.com/office/drawing/2016/ink" xmlns:am3d="http://schemas.microsoft.com/office/drawing/2017/model3d" xmlns:o="urn:schemas-microsoft-com:office:office" xmlns:oel="http://schemas.microsoft.com/office/2019/extlst" xmlns:r="http://schemas.openxmlformats.org/officeDocument/2006/relationships" xmlns:m="http://schemas.openxmlformats.org/officeDocument/2006/math" xmlns:v="urn:schemas-microsoft-com:vml" xmlns:wp14="http://schemas.microsoft.com/office/word/2010/wordprocessingDrawing" xmlns:wp="http://schemas.openxmlformats.org/drawingml/2006/wordprocessingDrawing" xmlns:w10="urn:schemas-microsoft-com:office:word" xmlns:w="http://schemas.openxmlformats.org/wordprocessingml/2006/main" xmlns:w14="http://schemas.microsoft.com/office/word/2010/wordml" xmlns:w15="http://schemas.microsoft.com/office/word/2012/wordml" xmlns:w16cex="http://schemas.microsoft.com/office/word/2018/wordml/cex" xmlns:w16cid="http://schemas.microsoft.com/office/word/2016/wordml/cid" xmlns:w16="http://schemas.microsoft.com/office/word/2018/wordml" xmlns:w16sdtdh="http://schemas.microsoft.com/office/word/2020/wordml/sdtdatahash" xmlns:w16se="http://schemas.microsoft.com/office/word/2015/wordml/symex" xmlns:wpg="http://schemas.microsoft.com/office/word/2010/wordprocessingGroup" xmlns:wpi="http://schemas.microsoft.com/office/word/2010/wordprocessingInk" xmlns:wne="http://schemas.microsoft.com/office/word/2006/wordml" xmlns:wps="http://schemas.microsoft.com/office/word/2010/wordprocessingShape" mc:Ignorable="w14 w15 w16se w16cid w16 w16cex w16sdtdh wp14">
+<w:hdr xmlns:wpc="http://schemas.microsoft.com/office/word/2010/wordprocessingCanvas" xmlns:cx="http://schemas.microsoft.com/office/drawing/2014/chartex" xmlns:cx1="http://schemas.microsoft.com/office/drawing/2015/9/8/chartex" xmlns:cx2="http://schemas.microsoft.com/office/drawing/2015/10/21/chartex" xmlns:cx3="http://schemas.microsoft.com/office/drawing/2016/5/9/chartex" xmlns:cx4="http://schemas.microsoft.com/office/drawing/2016/5/10/chartex" xmlns:cx5="http://schemas.microsoft.com/office/drawing/2016/5/11/chartex" xmlns:cx6="http://schemas.microsoft.com/office/drawing/2016/5/12/chartex" xmlns:cx7="http://schemas.microsoft.com/office/drawing/2016/5/13/chartex" xmlns:cx8="http://schemas.microsoft.com/office/drawing/2016/5/14/chartex" xmlns:mc="http://schemas.openxmlformats.org/markup-compatibility/2006" xmlns:aink="http://schemas.microsoft.com/office/drawing/2016/ink" xmlns:am3d="http://schemas.microsoft.com/office/drawing/2017/model3d" xmlns:o="urn:schemas-microsoft-com:office:office" xmlns:r="http://schemas.openxmlformats.org/officeDocument/2006/relationships" xmlns:m="http://schemas.openxmlformats.org/officeDocument/2006/math" xmlns:v="urn:schemas-microsoft-com:vml" xmlns:wp14="http://schemas.microsoft.com/office/word/2010/wordprocessingDrawing" xmlns:wp="http://schemas.openxmlformats.org/drawingml/2006/wordprocessingDrawing" xmlns:w10="urn:schemas-microsoft-com:office:word" xmlns:w="http://schemas.openxmlformats.org/wordprocessingml/2006/main" xmlns:w14="http://schemas.microsoft.com/office/word/2010/wordml" xmlns:w15="http://schemas.microsoft.com/office/word/2012/wordml" xmlns:w16cex="http://schemas.microsoft.com/office/word/2018/wordml/cex" xmlns:w16cid="http://schemas.microsoft.com/office/word/2016/wordml/cid" xmlns:w16="http://schemas.microsoft.com/office/word/2018/wordml" xmlns:w16sdtdh="http://schemas.microsoft.com/office/word/2020/wordml/sdtdatahash" xmlns:w16se="http://schemas.microsoft.com/office/word/2015/wordml/symex" xmlns:wpg="http://schemas.microsoft.com/office/word/2010/wordprocessingGroup" xmlns:wpi="http://schemas.microsoft.com/office/word/2010/wordprocessingInk" xmlns:wne="http://schemas.microsoft.com/office/word/2006/wordml" xmlns:wps="http://schemas.microsoft.com/office/word/2010/wordprocessingShape" mc:Ignorable="w14 w15 w16se w16cid w16 w16cex w16sdtdh wp14">
   <w:p>
     <w:pPr>
       <w:pStyle w:val="Encabezado"/>
@@ -873,8 +2318,186 @@
 </file>
 
 <file path=word/numbering.xml><?xml version="1.0" encoding="utf-8"?>
-<w:numbering xmlns:wpc="http://schemas.microsoft.com/office/word/2010/wordprocessingCanvas" xmlns:cx="http://schemas.microsoft.com/office/drawing/2014/chartex" xmlns:cx1="http://schemas.microsoft.com/office/drawing/2015/9/8/chartex" xmlns:cx2="http://schemas.microsoft.com/office/drawing/2015/10/21/chartex" xmlns:cx3="http://schemas.microsoft.com/office/drawing/2016/5/9/chartex" xmlns:cx4="http://schemas.microsoft.com/office/drawing/2016/5/10/chartex" xmlns:cx5="http://schemas.microsoft.com/office/drawing/2016/5/11/chartex" xmlns:cx6="http://schemas.microsoft.com/office/drawing/2016/5/12/chartex" xmlns:cx7="http://schemas.microsoft.com/office/drawing/2016/5/13/chartex" xmlns:cx8="http://schemas.microsoft.com/office/drawing/2016/5/14/chartex" xmlns:mc="http://schemas.openxmlformats.org/markup-compatibility/2006" xmlns:aink="http://schemas.microsoft.com/office/drawing/2016/ink" xmlns:am3d="http://schemas.microsoft.com/office/drawing/2017/model3d" xmlns:o="urn:schemas-microsoft-com:office:office" xmlns:oel="http://schemas.microsoft.com/office/2019/extlst" xmlns:r="http://schemas.openxmlformats.org/officeDocument/2006/relationships" xmlns:m="http://schemas.openxmlformats.org/officeDocument/2006/math" xmlns:v="urn:schemas-microsoft-com:vml" xmlns:wp14="http://schemas.microsoft.com/office/word/2010/wordprocessingDrawing" xmlns:wp="http://schemas.openxmlformats.org/drawingml/2006/wordprocessingDrawing" xmlns:w10="urn:schemas-microsoft-com:office:word" xmlns:w="http://schemas.openxmlformats.org/wordprocessingml/2006/main" xmlns:w14="http://schemas.microsoft.com/office/word/2010/wordml" xmlns:w15="http://schemas.microsoft.com/office/word/2012/wordml" xmlns:w16cex="http://schemas.microsoft.com/office/word/2018/wordml/cex" xmlns:w16cid="http://schemas.microsoft.com/office/word/2016/wordml/cid" xmlns:w16="http://schemas.microsoft.com/office/word/2018/wordml" xmlns:w16sdtdh="http://schemas.microsoft.com/office/word/2020/wordml/sdtdatahash" xmlns:w16se="http://schemas.microsoft.com/office/word/2015/wordml/symex" xmlns:wpg="http://schemas.microsoft.com/office/word/2010/wordprocessingGroup" xmlns:wpi="http://schemas.microsoft.com/office/word/2010/wordprocessingInk" xmlns:wne="http://schemas.microsoft.com/office/word/2006/wordml" xmlns:wps="http://schemas.microsoft.com/office/word/2010/wordprocessingShape" mc:Ignorable="w14 w15 w16se w16cid w16 w16cex w16sdtdh wp14">
+<w:numbering xmlns:wpc="http://schemas.microsoft.com/office/word/2010/wordprocessingCanvas" xmlns:cx="http://schemas.microsoft.com/office/drawing/2014/chartex" xmlns:cx1="http://schemas.microsoft.com/office/drawing/2015/9/8/chartex" xmlns:cx2="http://schemas.microsoft.com/office/drawing/2015/10/21/chartex" xmlns:cx3="http://schemas.microsoft.com/office/drawing/2016/5/9/chartex" xmlns:cx4="http://schemas.microsoft.com/office/drawing/2016/5/10/chartex" xmlns:cx5="http://schemas.microsoft.com/office/drawing/2016/5/11/chartex" xmlns:cx6="http://schemas.microsoft.com/office/drawing/2016/5/12/chartex" xmlns:cx7="http://schemas.microsoft.com/office/drawing/2016/5/13/chartex" xmlns:cx8="http://schemas.microsoft.com/office/drawing/2016/5/14/chartex" xmlns:mc="http://schemas.openxmlformats.org/markup-compatibility/2006" xmlns:aink="http://schemas.microsoft.com/office/drawing/2016/ink" xmlns:am3d="http://schemas.microsoft.com/office/drawing/2017/model3d" xmlns:o="urn:schemas-microsoft-com:office:office" xmlns:r="http://schemas.openxmlformats.org/officeDocument/2006/relationships" xmlns:m="http://schemas.openxmlformats.org/officeDocument/2006/math" xmlns:v="urn:schemas-microsoft-com:vml" xmlns:wp14="http://schemas.microsoft.com/office/word/2010/wordprocessingDrawing" xmlns:wp="http://schemas.openxmlformats.org/drawingml/2006/wordprocessingDrawing" xmlns:w10="urn:schemas-microsoft-com:office:word" xmlns:w="http://schemas.openxmlformats.org/wordprocessingml/2006/main" xmlns:w14="http://schemas.microsoft.com/office/word/2010/wordml" xmlns:w15="http://schemas.microsoft.com/office/word/2012/wordml" xmlns:w16cex="http://schemas.microsoft.com/office/word/2018/wordml/cex" xmlns:w16cid="http://schemas.microsoft.com/office/word/2016/wordml/cid" xmlns:w16="http://schemas.microsoft.com/office/word/2018/wordml" xmlns:w16sdtdh="http://schemas.microsoft.com/office/word/2020/wordml/sdtdatahash" xmlns:w16se="http://schemas.microsoft.com/office/word/2015/wordml/symex" xmlns:wpg="http://schemas.microsoft.com/office/word/2010/wordprocessingGroup" xmlns:wpi="http://schemas.microsoft.com/office/word/2010/wordprocessingInk" xmlns:wne="http://schemas.microsoft.com/office/word/2006/wordml" xmlns:wps="http://schemas.microsoft.com/office/word/2010/wordprocessingShape" mc:Ignorable="w14 w15 w16se w16cid w16 w16cex w16sdtdh wp14">
   <w:abstractNum w:abstractNumId="0" w15:restartNumberingAfterBreak="0">
+    <w:nsid w:val="07DB203F"/>
+    <w:multiLevelType w:val="hybridMultilevel"/>
+    <w:tmpl w:val="27647CF6"/>
+    <w:lvl w:ilvl="0" w:tplc="C1B25430">
+      <w:start w:val="1"/>
+      <w:numFmt w:val="upperLetter"/>
+      <w:lvlText w:val="%1."/>
+      <w:lvlJc w:val="left"/>
+      <w:pPr>
+        <w:ind w:left="1080" w:hanging="360"/>
+      </w:pPr>
+      <w:rPr>
+        <w:rFonts w:hint="default"/>
+      </w:rPr>
+    </w:lvl>
+    <w:lvl w:ilvl="1" w:tplc="300A0019" w:tentative="1">
+      <w:start w:val="1"/>
+      <w:numFmt w:val="lowerLetter"/>
+      <w:lvlText w:val="%2."/>
+      <w:lvlJc w:val="left"/>
+      <w:pPr>
+        <w:ind w:left="1800" w:hanging="360"/>
+      </w:pPr>
+    </w:lvl>
+    <w:lvl w:ilvl="2" w:tplc="300A001B" w:tentative="1">
+      <w:start w:val="1"/>
+      <w:numFmt w:val="lowerRoman"/>
+      <w:lvlText w:val="%3."/>
+      <w:lvlJc w:val="right"/>
+      <w:pPr>
+        <w:ind w:left="2520" w:hanging="180"/>
+      </w:pPr>
+    </w:lvl>
+    <w:lvl w:ilvl="3" w:tplc="300A000F" w:tentative="1">
+      <w:start w:val="1"/>
+      <w:numFmt w:val="decimal"/>
+      <w:lvlText w:val="%4."/>
+      <w:lvlJc w:val="left"/>
+      <w:pPr>
+        <w:ind w:left="3240" w:hanging="360"/>
+      </w:pPr>
+    </w:lvl>
+    <w:lvl w:ilvl="4" w:tplc="300A0019" w:tentative="1">
+      <w:start w:val="1"/>
+      <w:numFmt w:val="lowerLetter"/>
+      <w:lvlText w:val="%5."/>
+      <w:lvlJc w:val="left"/>
+      <w:pPr>
+        <w:ind w:left="3960" w:hanging="360"/>
+      </w:pPr>
+    </w:lvl>
+    <w:lvl w:ilvl="5" w:tplc="300A001B" w:tentative="1">
+      <w:start w:val="1"/>
+      <w:numFmt w:val="lowerRoman"/>
+      <w:lvlText w:val="%6."/>
+      <w:lvlJc w:val="right"/>
+      <w:pPr>
+        <w:ind w:left="4680" w:hanging="180"/>
+      </w:pPr>
+    </w:lvl>
+    <w:lvl w:ilvl="6" w:tplc="300A000F" w:tentative="1">
+      <w:start w:val="1"/>
+      <w:numFmt w:val="decimal"/>
+      <w:lvlText w:val="%7."/>
+      <w:lvlJc w:val="left"/>
+      <w:pPr>
+        <w:ind w:left="5400" w:hanging="360"/>
+      </w:pPr>
+    </w:lvl>
+    <w:lvl w:ilvl="7" w:tplc="300A0019" w:tentative="1">
+      <w:start w:val="1"/>
+      <w:numFmt w:val="lowerLetter"/>
+      <w:lvlText w:val="%8."/>
+      <w:lvlJc w:val="left"/>
+      <w:pPr>
+        <w:ind w:left="6120" w:hanging="360"/>
+      </w:pPr>
+    </w:lvl>
+    <w:lvl w:ilvl="8" w:tplc="300A001B" w:tentative="1">
+      <w:start w:val="1"/>
+      <w:numFmt w:val="lowerRoman"/>
+      <w:lvlText w:val="%9."/>
+      <w:lvlJc w:val="right"/>
+      <w:pPr>
+        <w:ind w:left="6840" w:hanging="180"/>
+      </w:pPr>
+    </w:lvl>
+  </w:abstractNum>
+  <w:abstractNum w:abstractNumId="1" w15:restartNumberingAfterBreak="0">
+    <w:nsid w:val="0C745D1C"/>
+    <w:multiLevelType w:val="hybridMultilevel"/>
+    <w:tmpl w:val="717E7B38"/>
+    <w:lvl w:ilvl="0" w:tplc="300A0015">
+      <w:start w:val="1"/>
+      <w:numFmt w:val="upperLetter"/>
+      <w:lvlText w:val="%1."/>
+      <w:lvlJc w:val="left"/>
+      <w:pPr>
+        <w:ind w:left="720" w:hanging="360"/>
+      </w:pPr>
+      <w:rPr>
+        <w:rFonts w:hint="default"/>
+      </w:rPr>
+    </w:lvl>
+    <w:lvl w:ilvl="1" w:tplc="300A0019" w:tentative="1">
+      <w:start w:val="1"/>
+      <w:numFmt w:val="lowerLetter"/>
+      <w:lvlText w:val="%2."/>
+      <w:lvlJc w:val="left"/>
+      <w:pPr>
+        <w:ind w:left="1440" w:hanging="360"/>
+      </w:pPr>
+    </w:lvl>
+    <w:lvl w:ilvl="2" w:tplc="300A001B" w:tentative="1">
+      <w:start w:val="1"/>
+      <w:numFmt w:val="lowerRoman"/>
+      <w:lvlText w:val="%3."/>
+      <w:lvlJc w:val="right"/>
+      <w:pPr>
+        <w:ind w:left="2160" w:hanging="180"/>
+      </w:pPr>
+    </w:lvl>
+    <w:lvl w:ilvl="3" w:tplc="300A000F" w:tentative="1">
+      <w:start w:val="1"/>
+      <w:numFmt w:val="decimal"/>
+      <w:lvlText w:val="%4."/>
+      <w:lvlJc w:val="left"/>
+      <w:pPr>
+        <w:ind w:left="2880" w:hanging="360"/>
+      </w:pPr>
+    </w:lvl>
+    <w:lvl w:ilvl="4" w:tplc="300A0019" w:tentative="1">
+      <w:start w:val="1"/>
+      <w:numFmt w:val="lowerLetter"/>
+      <w:lvlText w:val="%5."/>
+      <w:lvlJc w:val="left"/>
+      <w:pPr>
+        <w:ind w:left="3600" w:hanging="360"/>
+      </w:pPr>
+    </w:lvl>
+    <w:lvl w:ilvl="5" w:tplc="300A001B" w:tentative="1">
+      <w:start w:val="1"/>
+      <w:numFmt w:val="lowerRoman"/>
+      <w:lvlText w:val="%6."/>
+      <w:lvlJc w:val="right"/>
+      <w:pPr>
+        <w:ind w:left="4320" w:hanging="180"/>
+      </w:pPr>
+    </w:lvl>
+    <w:lvl w:ilvl="6" w:tplc="300A000F" w:tentative="1">
+      <w:start w:val="1"/>
+      <w:numFmt w:val="decimal"/>
+      <w:lvlText w:val="%7."/>
+      <w:lvlJc w:val="left"/>
+      <w:pPr>
+        <w:ind w:left="5040" w:hanging="360"/>
+      </w:pPr>
+    </w:lvl>
+    <w:lvl w:ilvl="7" w:tplc="300A0019" w:tentative="1">
+      <w:start w:val="1"/>
+      <w:numFmt w:val="lowerLetter"/>
+      <w:lvlText w:val="%8."/>
+      <w:lvlJc w:val="left"/>
+      <w:pPr>
+        <w:ind w:left="5760" w:hanging="360"/>
+      </w:pPr>
+    </w:lvl>
+    <w:lvl w:ilvl="8" w:tplc="300A001B" w:tentative="1">
+      <w:start w:val="1"/>
+      <w:numFmt w:val="lowerRoman"/>
+      <w:lvlText w:val="%9."/>
+      <w:lvlJc w:val="right"/>
+      <w:pPr>
+        <w:ind w:left="6480" w:hanging="180"/>
+      </w:pPr>
+    </w:lvl>
+  </w:abstractNum>
+  <w:abstractNum w:abstractNumId="2" w15:restartNumberingAfterBreak="0">
     <w:nsid w:val="0D505FE1"/>
     <w:multiLevelType w:val="hybridMultilevel"/>
     <w:tmpl w:val="07CA3870"/>
@@ -987,7 +2610,7 @@
       </w:rPr>
     </w:lvl>
   </w:abstractNum>
-  <w:abstractNum w:abstractNumId="1" w15:restartNumberingAfterBreak="0">
+  <w:abstractNum w:abstractNumId="3" w15:restartNumberingAfterBreak="0">
     <w:nsid w:val="13845C85"/>
     <w:multiLevelType w:val="hybridMultilevel"/>
     <w:tmpl w:val="83086B2E"/>
@@ -1099,7 +2722,7 @@
       </w:rPr>
     </w:lvl>
   </w:abstractNum>
-  <w:abstractNum w:abstractNumId="2" w15:restartNumberingAfterBreak="0">
+  <w:abstractNum w:abstractNumId="4" w15:restartNumberingAfterBreak="0">
     <w:nsid w:val="20785DAB"/>
     <w:multiLevelType w:val="multilevel"/>
     <w:tmpl w:val="85F6D524"/>
@@ -1248,7 +2871,7 @@
       </w:rPr>
     </w:lvl>
   </w:abstractNum>
-  <w:abstractNum w:abstractNumId="3" w15:restartNumberingAfterBreak="0">
+  <w:abstractNum w:abstractNumId="5" w15:restartNumberingAfterBreak="0">
     <w:nsid w:val="227360FE"/>
     <w:multiLevelType w:val="hybridMultilevel"/>
     <w:tmpl w:val="C8748190"/>
@@ -1334,7 +2957,269 @@
       </w:pPr>
     </w:lvl>
   </w:abstractNum>
-  <w:abstractNum w:abstractNumId="4" w15:restartNumberingAfterBreak="0">
+  <w:abstractNum w:abstractNumId="6" w15:restartNumberingAfterBreak="0">
+    <w:nsid w:val="26595B86"/>
+    <w:multiLevelType w:val="hybridMultilevel"/>
+    <w:tmpl w:val="974852FE"/>
+    <w:lvl w:ilvl="0" w:tplc="300A0001">
+      <w:start w:val="1"/>
+      <w:numFmt w:val="bullet"/>
+      <w:lvlText w:val=""/>
+      <w:lvlJc w:val="left"/>
+      <w:pPr>
+        <w:ind w:left="720" w:hanging="360"/>
+      </w:pPr>
+      <w:rPr>
+        <w:rFonts w:ascii="Symbol" w:hAnsi="Symbol" w:hint="default"/>
+      </w:rPr>
+    </w:lvl>
+    <w:lvl w:ilvl="1" w:tplc="300A0003" w:tentative="1">
+      <w:start w:val="1"/>
+      <w:numFmt w:val="bullet"/>
+      <w:lvlText w:val="o"/>
+      <w:lvlJc w:val="left"/>
+      <w:pPr>
+        <w:ind w:left="1440" w:hanging="360"/>
+      </w:pPr>
+      <w:rPr>
+        <w:rFonts w:ascii="Courier New" w:hAnsi="Courier New" w:cs="Courier New" w:hint="default"/>
+      </w:rPr>
+    </w:lvl>
+    <w:lvl w:ilvl="2" w:tplc="300A0005" w:tentative="1">
+      <w:start w:val="1"/>
+      <w:numFmt w:val="bullet"/>
+      <w:lvlText w:val=""/>
+      <w:lvlJc w:val="left"/>
+      <w:pPr>
+        <w:ind w:left="2160" w:hanging="360"/>
+      </w:pPr>
+      <w:rPr>
+        <w:rFonts w:ascii="Wingdings" w:hAnsi="Wingdings" w:hint="default"/>
+      </w:rPr>
+    </w:lvl>
+    <w:lvl w:ilvl="3" w:tplc="300A0001" w:tentative="1">
+      <w:start w:val="1"/>
+      <w:numFmt w:val="bullet"/>
+      <w:lvlText w:val=""/>
+      <w:lvlJc w:val="left"/>
+      <w:pPr>
+        <w:ind w:left="2880" w:hanging="360"/>
+      </w:pPr>
+      <w:rPr>
+        <w:rFonts w:ascii="Symbol" w:hAnsi="Symbol" w:hint="default"/>
+      </w:rPr>
+    </w:lvl>
+    <w:lvl w:ilvl="4" w:tplc="300A0003" w:tentative="1">
+      <w:start w:val="1"/>
+      <w:numFmt w:val="bullet"/>
+      <w:lvlText w:val="o"/>
+      <w:lvlJc w:val="left"/>
+      <w:pPr>
+        <w:ind w:left="3600" w:hanging="360"/>
+      </w:pPr>
+      <w:rPr>
+        <w:rFonts w:ascii="Courier New" w:hAnsi="Courier New" w:cs="Courier New" w:hint="default"/>
+      </w:rPr>
+    </w:lvl>
+    <w:lvl w:ilvl="5" w:tplc="300A0005" w:tentative="1">
+      <w:start w:val="1"/>
+      <w:numFmt w:val="bullet"/>
+      <w:lvlText w:val=""/>
+      <w:lvlJc w:val="left"/>
+      <w:pPr>
+        <w:ind w:left="4320" w:hanging="360"/>
+      </w:pPr>
+      <w:rPr>
+        <w:rFonts w:ascii="Wingdings" w:hAnsi="Wingdings" w:hint="default"/>
+      </w:rPr>
+    </w:lvl>
+    <w:lvl w:ilvl="6" w:tplc="300A0001" w:tentative="1">
+      <w:start w:val="1"/>
+      <w:numFmt w:val="bullet"/>
+      <w:lvlText w:val=""/>
+      <w:lvlJc w:val="left"/>
+      <w:pPr>
+        <w:ind w:left="5040" w:hanging="360"/>
+      </w:pPr>
+      <w:rPr>
+        <w:rFonts w:ascii="Symbol" w:hAnsi="Symbol" w:hint="default"/>
+      </w:rPr>
+    </w:lvl>
+    <w:lvl w:ilvl="7" w:tplc="300A0003" w:tentative="1">
+      <w:start w:val="1"/>
+      <w:numFmt w:val="bullet"/>
+      <w:lvlText w:val="o"/>
+      <w:lvlJc w:val="left"/>
+      <w:pPr>
+        <w:ind w:left="5760" w:hanging="360"/>
+      </w:pPr>
+      <w:rPr>
+        <w:rFonts w:ascii="Courier New" w:hAnsi="Courier New" w:cs="Courier New" w:hint="default"/>
+      </w:rPr>
+    </w:lvl>
+    <w:lvl w:ilvl="8" w:tplc="300A0005" w:tentative="1">
+      <w:start w:val="1"/>
+      <w:numFmt w:val="bullet"/>
+      <w:lvlText w:val=""/>
+      <w:lvlJc w:val="left"/>
+      <w:pPr>
+        <w:ind w:left="6480" w:hanging="360"/>
+      </w:pPr>
+      <w:rPr>
+        <w:rFonts w:ascii="Wingdings" w:hAnsi="Wingdings" w:hint="default"/>
+      </w:rPr>
+    </w:lvl>
+  </w:abstractNum>
+  <w:abstractNum w:abstractNumId="7" w15:restartNumberingAfterBreak="0">
+    <w:nsid w:val="2B7566BA"/>
+    <w:multiLevelType w:val="multilevel"/>
+    <w:tmpl w:val="6672AE3E"/>
+    <w:lvl w:ilvl="0">
+      <w:start w:val="1"/>
+      <w:numFmt w:val="bullet"/>
+      <w:lvlText w:val=""/>
+      <w:lvlJc w:val="left"/>
+      <w:pPr>
+        <w:tabs>
+          <w:tab w:val="num" w:pos="720"/>
+        </w:tabs>
+        <w:ind w:left="720" w:hanging="360"/>
+      </w:pPr>
+      <w:rPr>
+        <w:rFonts w:ascii="Symbol" w:hAnsi="Symbol" w:hint="default"/>
+        <w:sz w:val="20"/>
+      </w:rPr>
+    </w:lvl>
+    <w:lvl w:ilvl="1" w:tentative="1">
+      <w:start w:val="1"/>
+      <w:numFmt w:val="bullet"/>
+      <w:lvlText w:val="o"/>
+      <w:lvlJc w:val="left"/>
+      <w:pPr>
+        <w:tabs>
+          <w:tab w:val="num" w:pos="1440"/>
+        </w:tabs>
+        <w:ind w:left="1440" w:hanging="360"/>
+      </w:pPr>
+      <w:rPr>
+        <w:rFonts w:ascii="Courier New" w:hAnsi="Courier New" w:hint="default"/>
+        <w:sz w:val="20"/>
+      </w:rPr>
+    </w:lvl>
+    <w:lvl w:ilvl="2" w:tentative="1">
+      <w:start w:val="1"/>
+      <w:numFmt w:val="bullet"/>
+      <w:lvlText w:val=""/>
+      <w:lvlJc w:val="left"/>
+      <w:pPr>
+        <w:tabs>
+          <w:tab w:val="num" w:pos="2160"/>
+        </w:tabs>
+        <w:ind w:left="2160" w:hanging="360"/>
+      </w:pPr>
+      <w:rPr>
+        <w:rFonts w:ascii="Wingdings" w:hAnsi="Wingdings" w:hint="default"/>
+        <w:sz w:val="20"/>
+      </w:rPr>
+    </w:lvl>
+    <w:lvl w:ilvl="3" w:tentative="1">
+      <w:start w:val="1"/>
+      <w:numFmt w:val="bullet"/>
+      <w:lvlText w:val=""/>
+      <w:lvlJc w:val="left"/>
+      <w:pPr>
+        <w:tabs>
+          <w:tab w:val="num" w:pos="2880"/>
+        </w:tabs>
+        <w:ind w:left="2880" w:hanging="360"/>
+      </w:pPr>
+      <w:rPr>
+        <w:rFonts w:ascii="Wingdings" w:hAnsi="Wingdings" w:hint="default"/>
+        <w:sz w:val="20"/>
+      </w:rPr>
+    </w:lvl>
+    <w:lvl w:ilvl="4" w:tentative="1">
+      <w:start w:val="1"/>
+      <w:numFmt w:val="bullet"/>
+      <w:lvlText w:val=""/>
+      <w:lvlJc w:val="left"/>
+      <w:pPr>
+        <w:tabs>
+          <w:tab w:val="num" w:pos="3600"/>
+        </w:tabs>
+        <w:ind w:left="3600" w:hanging="360"/>
+      </w:pPr>
+      <w:rPr>
+        <w:rFonts w:ascii="Wingdings" w:hAnsi="Wingdings" w:hint="default"/>
+        <w:sz w:val="20"/>
+      </w:rPr>
+    </w:lvl>
+    <w:lvl w:ilvl="5" w:tentative="1">
+      <w:start w:val="1"/>
+      <w:numFmt w:val="bullet"/>
+      <w:lvlText w:val=""/>
+      <w:lvlJc w:val="left"/>
+      <w:pPr>
+        <w:tabs>
+          <w:tab w:val="num" w:pos="4320"/>
+        </w:tabs>
+        <w:ind w:left="4320" w:hanging="360"/>
+      </w:pPr>
+      <w:rPr>
+        <w:rFonts w:ascii="Wingdings" w:hAnsi="Wingdings" w:hint="default"/>
+        <w:sz w:val="20"/>
+      </w:rPr>
+    </w:lvl>
+    <w:lvl w:ilvl="6" w:tentative="1">
+      <w:start w:val="1"/>
+      <w:numFmt w:val="bullet"/>
+      <w:lvlText w:val=""/>
+      <w:lvlJc w:val="left"/>
+      <w:pPr>
+        <w:tabs>
+          <w:tab w:val="num" w:pos="5040"/>
+        </w:tabs>
+        <w:ind w:left="5040" w:hanging="360"/>
+      </w:pPr>
+      <w:rPr>
+        <w:rFonts w:ascii="Wingdings" w:hAnsi="Wingdings" w:hint="default"/>
+        <w:sz w:val="20"/>
+      </w:rPr>
+    </w:lvl>
+    <w:lvl w:ilvl="7" w:tentative="1">
+      <w:start w:val="1"/>
+      <w:numFmt w:val="bullet"/>
+      <w:lvlText w:val=""/>
+      <w:lvlJc w:val="left"/>
+      <w:pPr>
+        <w:tabs>
+          <w:tab w:val="num" w:pos="5760"/>
+        </w:tabs>
+        <w:ind w:left="5760" w:hanging="360"/>
+      </w:pPr>
+      <w:rPr>
+        <w:rFonts w:ascii="Wingdings" w:hAnsi="Wingdings" w:hint="default"/>
+        <w:sz w:val="20"/>
+      </w:rPr>
+    </w:lvl>
+    <w:lvl w:ilvl="8" w:tentative="1">
+      <w:start w:val="1"/>
+      <w:numFmt w:val="bullet"/>
+      <w:lvlText w:val=""/>
+      <w:lvlJc w:val="left"/>
+      <w:pPr>
+        <w:tabs>
+          <w:tab w:val="num" w:pos="6480"/>
+        </w:tabs>
+        <w:ind w:left="6480" w:hanging="360"/>
+      </w:pPr>
+      <w:rPr>
+        <w:rFonts w:ascii="Wingdings" w:hAnsi="Wingdings" w:hint="default"/>
+        <w:sz w:val="20"/>
+      </w:rPr>
+    </w:lvl>
+  </w:abstractNum>
+  <w:abstractNum w:abstractNumId="8" w15:restartNumberingAfterBreak="0">
     <w:nsid w:val="310B2B95"/>
     <w:multiLevelType w:val="hybridMultilevel"/>
     <w:tmpl w:val="958A5A4A"/>
@@ -1420,7 +3305,7 @@
       </w:pPr>
     </w:lvl>
   </w:abstractNum>
-  <w:abstractNum w:abstractNumId="5" w15:restartNumberingAfterBreak="0">
+  <w:abstractNum w:abstractNumId="9" w15:restartNumberingAfterBreak="0">
     <w:nsid w:val="3E2C6A5D"/>
     <w:multiLevelType w:val="hybridMultilevel"/>
     <w:tmpl w:val="8D0443F4"/>
@@ -1533,7 +3418,120 @@
       </w:rPr>
     </w:lvl>
   </w:abstractNum>
-  <w:abstractNum w:abstractNumId="6" w15:restartNumberingAfterBreak="0">
+  <w:abstractNum w:abstractNumId="10" w15:restartNumberingAfterBreak="0">
+    <w:nsid w:val="4996387A"/>
+    <w:multiLevelType w:val="hybridMultilevel"/>
+    <w:tmpl w:val="A5788CE8"/>
+    <w:lvl w:ilvl="0" w:tplc="300A0001">
+      <w:start w:val="1"/>
+      <w:numFmt w:val="bullet"/>
+      <w:lvlText w:val=""/>
+      <w:lvlJc w:val="left"/>
+      <w:pPr>
+        <w:ind w:left="720" w:hanging="360"/>
+      </w:pPr>
+      <w:rPr>
+        <w:rFonts w:ascii="Symbol" w:hAnsi="Symbol" w:hint="default"/>
+      </w:rPr>
+    </w:lvl>
+    <w:lvl w:ilvl="1" w:tplc="300A0003" w:tentative="1">
+      <w:start w:val="1"/>
+      <w:numFmt w:val="bullet"/>
+      <w:lvlText w:val="o"/>
+      <w:lvlJc w:val="left"/>
+      <w:pPr>
+        <w:ind w:left="1440" w:hanging="360"/>
+      </w:pPr>
+      <w:rPr>
+        <w:rFonts w:ascii="Courier New" w:hAnsi="Courier New" w:cs="Courier New" w:hint="default"/>
+      </w:rPr>
+    </w:lvl>
+    <w:lvl w:ilvl="2" w:tplc="300A0005" w:tentative="1">
+      <w:start w:val="1"/>
+      <w:numFmt w:val="bullet"/>
+      <w:lvlText w:val=""/>
+      <w:lvlJc w:val="left"/>
+      <w:pPr>
+        <w:ind w:left="2160" w:hanging="360"/>
+      </w:pPr>
+      <w:rPr>
+        <w:rFonts w:ascii="Wingdings" w:hAnsi="Wingdings" w:hint="default"/>
+      </w:rPr>
+    </w:lvl>
+    <w:lvl w:ilvl="3" w:tplc="300A0001" w:tentative="1">
+      <w:start w:val="1"/>
+      <w:numFmt w:val="bullet"/>
+      <w:lvlText w:val=""/>
+      <w:lvlJc w:val="left"/>
+      <w:pPr>
+        <w:ind w:left="2880" w:hanging="360"/>
+      </w:pPr>
+      <w:rPr>
+        <w:rFonts w:ascii="Symbol" w:hAnsi="Symbol" w:hint="default"/>
+      </w:rPr>
+    </w:lvl>
+    <w:lvl w:ilvl="4" w:tplc="300A0003" w:tentative="1">
+      <w:start w:val="1"/>
+      <w:numFmt w:val="bullet"/>
+      <w:lvlText w:val="o"/>
+      <w:lvlJc w:val="left"/>
+      <w:pPr>
+        <w:ind w:left="3600" w:hanging="360"/>
+      </w:pPr>
+      <w:rPr>
+        <w:rFonts w:ascii="Courier New" w:hAnsi="Courier New" w:cs="Courier New" w:hint="default"/>
+      </w:rPr>
+    </w:lvl>
+    <w:lvl w:ilvl="5" w:tplc="300A0005" w:tentative="1">
+      <w:start w:val="1"/>
+      <w:numFmt w:val="bullet"/>
+      <w:lvlText w:val=""/>
+      <w:lvlJc w:val="left"/>
+      <w:pPr>
+        <w:ind w:left="4320" w:hanging="360"/>
+      </w:pPr>
+      <w:rPr>
+        <w:rFonts w:ascii="Wingdings" w:hAnsi="Wingdings" w:hint="default"/>
+      </w:rPr>
+    </w:lvl>
+    <w:lvl w:ilvl="6" w:tplc="300A0001" w:tentative="1">
+      <w:start w:val="1"/>
+      <w:numFmt w:val="bullet"/>
+      <w:lvlText w:val=""/>
+      <w:lvlJc w:val="left"/>
+      <w:pPr>
+        <w:ind w:left="5040" w:hanging="360"/>
+      </w:pPr>
+      <w:rPr>
+        <w:rFonts w:ascii="Symbol" w:hAnsi="Symbol" w:hint="default"/>
+      </w:rPr>
+    </w:lvl>
+    <w:lvl w:ilvl="7" w:tplc="300A0003" w:tentative="1">
+      <w:start w:val="1"/>
+      <w:numFmt w:val="bullet"/>
+      <w:lvlText w:val="o"/>
+      <w:lvlJc w:val="left"/>
+      <w:pPr>
+        <w:ind w:left="5760" w:hanging="360"/>
+      </w:pPr>
+      <w:rPr>
+        <w:rFonts w:ascii="Courier New" w:hAnsi="Courier New" w:cs="Courier New" w:hint="default"/>
+      </w:rPr>
+    </w:lvl>
+    <w:lvl w:ilvl="8" w:tplc="300A0005" w:tentative="1">
+      <w:start w:val="1"/>
+      <w:numFmt w:val="bullet"/>
+      <w:lvlText w:val=""/>
+      <w:lvlJc w:val="left"/>
+      <w:pPr>
+        <w:ind w:left="6480" w:hanging="360"/>
+      </w:pPr>
+      <w:rPr>
+        <w:rFonts w:ascii="Wingdings" w:hAnsi="Wingdings" w:hint="default"/>
+      </w:rPr>
+    </w:lvl>
+  </w:abstractNum>
+  <w:abstractNum w:abstractNumId="11" w15:restartNumberingAfterBreak="0">
     <w:nsid w:val="794C3433"/>
     <w:multiLevelType w:val="hybridMultilevel"/>
     <w:tmpl w:val="C8748190"/>
@@ -1619,26 +3617,41 @@
       </w:pPr>
     </w:lvl>
   </w:abstractNum>
-  <w:num w:numId="1" w16cid:durableId="61949963">
+  <w:num w:numId="1">
+    <w:abstractNumId w:val="8"/>
+  </w:num>
+  <w:num w:numId="2">
+    <w:abstractNumId w:val="9"/>
+  </w:num>
+  <w:num w:numId="3">
+    <w:abstractNumId w:val="11"/>
+  </w:num>
+  <w:num w:numId="4">
+    <w:abstractNumId w:val="5"/>
+  </w:num>
+  <w:num w:numId="5">
     <w:abstractNumId w:val="4"/>
   </w:num>
-  <w:num w:numId="2" w16cid:durableId="2128622844">
-    <w:abstractNumId w:val="5"/>
+  <w:num w:numId="6">
+    <w:abstractNumId w:val="3"/>
   </w:num>
-  <w:num w:numId="3" w16cid:durableId="328869692">
+  <w:num w:numId="7">
+    <w:abstractNumId w:val="2"/>
+  </w:num>
+  <w:num w:numId="8">
+    <w:abstractNumId w:val="10"/>
+  </w:num>
+  <w:num w:numId="9">
     <w:abstractNumId w:val="6"/>
   </w:num>
-  <w:num w:numId="4" w16cid:durableId="723338018">
-    <w:abstractNumId w:val="3"/>
-  </w:num>
-  <w:num w:numId="5" w16cid:durableId="257180194">
-    <w:abstractNumId w:val="2"/>
-  </w:num>
-  <w:num w:numId="6" w16cid:durableId="420184058">
+  <w:num w:numId="10">
     <w:abstractNumId w:val="1"/>
   </w:num>
-  <w:num w:numId="7" w16cid:durableId="77337677">
+  <w:num w:numId="11">
     <w:abstractNumId w:val="0"/>
+  </w:num>
+  <w:num w:numId="12">
+    <w:abstractNumId w:val="7"/>
   </w:num>
 </w:numbering>
 </file>
@@ -2042,6 +4055,27 @@
     <w:name w:val="Normal"/>
     <w:qFormat/>
   </w:style>
+  <w:style w:type="paragraph" w:styleId="Ttulo1">
+    <w:name w:val="heading 1"/>
+    <w:basedOn w:val="Normal"/>
+    <w:next w:val="Normal"/>
+    <w:link w:val="Ttulo1Car"/>
+    <w:uiPriority w:val="9"/>
+    <w:qFormat/>
+    <w:rsid w:val="005D310E"/>
+    <w:pPr>
+      <w:keepNext/>
+      <w:keepLines/>
+      <w:spacing w:before="240" w:after="0"/>
+      <w:outlineLvl w:val="0"/>
+    </w:pPr>
+    <w:rPr>
+      <w:rFonts w:asciiTheme="majorHAnsi" w:eastAsiaTheme="majorEastAsia" w:hAnsiTheme="majorHAnsi" w:cstheme="majorBidi"/>
+      <w:color w:val="2F5496" w:themeColor="accent1" w:themeShade="BF"/>
+      <w:sz w:val="32"/>
+      <w:szCs w:val="32"/>
+    </w:rPr>
+  </w:style>
   <w:style w:type="paragraph" w:styleId="Ttulo3">
     <w:name w:val="heading 3"/>
     <w:basedOn w:val="Normal"/>
@@ -2194,6 +4228,30 @@
     <w:link w:val="Piedepgina"/>
     <w:uiPriority w:val="99"/>
     <w:rsid w:val="00F134B3"/>
+  </w:style>
+  <w:style w:type="character" w:customStyle="1" w:styleId="Ttulo1Car">
+    <w:name w:val="Título 1 Car"/>
+    <w:basedOn w:val="Fuentedeprrafopredeter"/>
+    <w:link w:val="Ttulo1"/>
+    <w:uiPriority w:val="9"/>
+    <w:rsid w:val="005D310E"/>
+    <w:rPr>
+      <w:rFonts w:asciiTheme="majorHAnsi" w:eastAsiaTheme="majorEastAsia" w:hAnsiTheme="majorHAnsi" w:cstheme="majorBidi"/>
+      <w:color w:val="2F5496" w:themeColor="accent1" w:themeShade="BF"/>
+      <w:sz w:val="32"/>
+      <w:szCs w:val="32"/>
+    </w:rPr>
+  </w:style>
+  <w:style w:type="character" w:styleId="Textoennegrita">
+    <w:name w:val="Strong"/>
+    <w:basedOn w:val="Fuentedeprrafopredeter"/>
+    <w:uiPriority w:val="22"/>
+    <w:qFormat/>
+    <w:rsid w:val="005D310E"/>
+    <w:rPr>
+      <w:b/>
+      <w:bCs/>
+    </w:rPr>
   </w:style>
 </w:styles>
 </file>
